--- a/Dino_Kids_Smash_3_Match_How_To_Play.docx
+++ b/Dino_Kids_Smash_3_Match_How_To_Play.docx
@@ -20,7 +20,7 @@
     </w:p>
     <w:p>
       <w:pPr>
-        <w:spacing w:after="360"/>
+        <w:spacing w:after="400"/>
         <w:jc w:val="center"/>
       </w:pPr>
       <w:r>
@@ -69,7 +69,7 @@
         <w:t xml:space="preserve">How to move: </w:t>
       </w:r>
       <w:r>
-        <w:t xml:space="preserve">Tap one tile, then tap an adjacent tile (up, down, left, or right) to swap them. If the swap creates a line of 3 or more matching tiles, they clear and you score points. If it doesn’t create a match, the swap reverses and you don’t lose a move.</w:t>
+        <w:t xml:space="preserve">Tap one tile, then tap an adjacent tile to swap them. A valid swap creates a match and tiles clear. An invalid swap slides partway then snaps back with a shake — so you can see why it didn't work.</w:t>
       </w:r>
     </w:p>
     <w:p>
@@ -84,7 +84,7 @@
         <w:t xml:space="preserve">The board: </w:t>
       </w:r>
       <w:r>
-        <w:t xml:space="preserve">Each level features a mix of hand-drawn dinosaur characters from the Dino Crew, plus two special tiles — Eggs and Bones.</w:t>
+        <w:t xml:space="preserve">Each level features a mix of hand-drawn Dino Kids characters plus two special tiles — Dino Eggs and Fossil Bones.</w:t>
       </w:r>
     </w:p>
     <w:p>
@@ -99,7 +99,7 @@
         <w:t xml:space="preserve">Level goals: </w:t>
       </w:r>
       <w:r>
-        <w:t xml:space="preserve">Every level shows a goal bar at the top listing which tile(s) you need to collect and how many. Clear the goal before you run out of moves to win the level.</w:t>
+        <w:t xml:space="preserve">Every level shows a goal bar listing which tile(s) you need to collect and how many. Clear the goal before you run out of moves to win.</w:t>
       </w:r>
     </w:p>
     <w:p>
@@ -137,7 +137,7 @@
         <w:spacing w:after="80"/>
       </w:pPr>
       <w:r>
-        <w:t xml:space="preserve">Bigger matches score more points — matching 4 or 5+ tiles in a line earns bonus points</w:t>
+        <w:t xml:space="preserve">Bigger matches score more points — 4 or 5+ tiles in a line earns bonus points</w:t>
       </w:r>
     </w:p>
     <w:p>
@@ -147,15 +147,28 @@
           <w:ilvl w:val="0"/>
           <w:numId w:val="2"/>
         </w:numPr>
-        <w:spacing w:after="240"/>
-      </w:pPr>
-      <w:r>
-        <w:t xml:space="preserve">Finishing a level with moves left over earns a move bonus, and unlocks more stars</w:t>
+        <w:spacing w:after="80"/>
+      </w:pPr>
+      <w:r>
+        <w:t xml:space="preserve">Cascade chain reactions trigger automatically and score bonus points</w:t>
       </w:r>
     </w:p>
     <w:p>
       <w:pPr>
-        <w:spacing w:after="240"/>
+        <w:pStyle w:val="ListParagraph"/>
+        <w:numPr>
+          <w:ilvl w:val="0"/>
+          <w:numId w:val="2"/>
+        </w:numPr>
+        <w:spacing w:after="200"/>
+      </w:pPr>
+      <w:r>
+        <w:t xml:space="preserve">Finishing a level with moves left earns a move bonus and unlocks more stars</w:t>
+      </w:r>
+    </w:p>
+    <w:p>
+      <w:pPr>
+        <w:spacing w:after="120"/>
       </w:pPr>
       <w:r>
         <w:rPr>
@@ -165,7 +178,7 @@
         <w:t xml:space="preserve">Stars: </w:t>
       </w:r>
       <w:r>
-        <w:t xml:space="preserve">Each level awards 1–3 stars based on how many moves you had left when you completed the goal. Your best star rating and score per level are saved automatically.</w:t>
+        <w:t xml:space="preserve">Each level awards 1–3 stars based on moves remaining when you complete the goal. Your best score and star rating per level are saved automatically.</w:t>
       </w:r>
     </w:p>
     <w:p>
@@ -178,7 +191,7 @@
     </w:p>
     <w:p>
       <w:pPr>
-        <w:spacing w:after="200"/>
+        <w:spacing w:after="120"/>
       </w:pPr>
       <w:r>
         <w:t xml:space="preserve">Beyond the dinosaur characters, two collectible tiles appear on the board:</w:t>
@@ -290,7 +303,7 @@
               <w:t xml:space="preserve">Dino Egg</w:t>
             </w:r>
             <w:r>
-              <w:t xml:space="preserve">  — a speckled fossil egg tile that appears in several levels as a collection goal.</w:t>
+              <w:t xml:space="preserve">  — a speckled fossil egg tile. Appears as a collection goal in Levels 1, 2, 3, 5, 7, 9 and 10.</w:t>
             </w:r>
           </w:p>
         </w:tc>
@@ -385,7 +398,7 @@
               <w:t xml:space="preserve">Fossil Bone</w:t>
             </w:r>
             <w:r>
-              <w:t xml:space="preserve">  — a classic dino bone tile, also used as a collection goal in certain levels.</w:t>
+              <w:t xml:space="preserve">  — a classic fossil bone tile. Appears as a collection goal in Levels 2, 4, 5, 6, 8, 9 and 10.</w:t>
             </w:r>
           </w:p>
         </w:tc>
@@ -394,7 +407,6 @@
     <w:p>
       <w:pPr>
         <w:pStyle w:val="Heading1"/>
-        <w:spacing w:before="400"/>
       </w:pPr>
       <w:r>
         <w:t xml:space="preserve">The Power-Up Buttons</w:t>
@@ -402,10 +414,10 @@
     </w:p>
     <w:p>
       <w:pPr>
-        <w:spacing w:after="200"/>
-      </w:pPr>
-      <w:r>
-        <w:t xml:space="preserve">These are special one-time-use abilities. You get a limited number per level, shown by the number badge on each button. Tap a power-up button to “arm” it, then tap any tile on the board to use it there.</w:t>
+        <w:spacing w:after="120"/>
+      </w:pPr>
+      <w:r>
+        <w:t xml:space="preserve">Special one-time-use abilities — limited uses per level shown by the number badge. Tap to arm, then tap any tile to use.</w:t>
       </w:r>
     </w:p>
     <w:tbl>
@@ -477,7 +489,7 @@
           </w:tcPr>
           <w:p>
             <w:r>
-              <w:t xml:space="preserve">Explodes a 3×3 block of tiles centered on the one you tap — clears a whole chunk of the board at once. Great for clearing a messy cluster.</w:t>
+              <w:t xml:space="preserve">Explodes a 3×3 block of tiles centered on the one you tap — clears a whole chunk at once. Great for clearing a messy cluster.</w:t>
             </w:r>
           </w:p>
         </w:tc>
@@ -535,7 +547,7 @@
           </w:tcPr>
           <w:p>
             <w:r>
-              <w:t xml:space="preserve">Erupts and clears an entire row across the board, no matter what’s in it. Use it when you need to clear out one troublesome row fast.</w:t>
+              <w:t xml:space="preserve">Erupts and clears an entire row. Use it when you need to clear out one troublesome row fast.</w:t>
             </w:r>
           </w:p>
         </w:tc>
@@ -593,7 +605,7 @@
           </w:tcPr>
           <w:p>
             <w:r>
-              <w:t xml:space="preserve">Tap any tile, and it clears every tile of that same type anywhere on the board — e.g. tap one egg, and all eggs on the board vanish at once. Best used when one tile type is clogging up the grid.</w:t>
+              <w:t xml:space="preserve">Clears every tile of the same type anywhere on the board. Tap one egg and all eggs vanish — counts toward your goal!</w:t>
             </w:r>
           </w:p>
         </w:tc>
@@ -601,7 +613,7 @@
     </w:tbl>
     <w:p>
       <w:pPr>
-        <w:spacing w:after="0" w:before="240"/>
+        <w:spacing w:after="0" w:before="200"/>
       </w:pPr>
       <w:r>
         <w:rPr>
@@ -617,13 +629,12 @@
           <w:i/>
           <w:iCs/>
         </w:rPr>
-        <w:t xml:space="preserve">All three power-ups count toward your level goal too — if your goal needs eggs and you Quake an egg tile, every egg cleared counts toward your total.</w:t>
+        <w:t xml:space="preserve">All power-ups count toward your level goal — if you need eggs and Quake an egg tile, every egg cleared counts.</w:t>
       </w:r>
     </w:p>
     <w:p>
       <w:pPr>
         <w:pStyle w:val="Heading1"/>
-        <w:spacing w:before="400"/>
       </w:pPr>
       <w:r>
         <w:t xml:space="preserve">Other Buttons</w:t>
@@ -646,7 +657,7 @@
         <w:t xml:space="preserve">💡 Hint</w:t>
       </w:r>
       <w:r>
-        <w:t xml:space="preserve"> — highlights a valid swap if you’re stuck</w:t>
+        <w:t xml:space="preserve"> — highlights a valid swap if you're stuck</w:t>
       </w:r>
     </w:p>
     <w:p>
@@ -666,7 +677,7 @@
         <w:t xml:space="preserve">🔀 Shuffle</w:t>
       </w:r>
       <w:r>
-        <w:t xml:space="preserve"> — randomly rearranges the board (also happens automatically if no moves are left)</w:t>
+        <w:t xml:space="preserve"> — randomly rearranges the board (also happens automatically if no moves remain)</w:t>
       </w:r>
     </w:p>
     <w:p>
@@ -686,31 +697,1568 @@
         <w:t xml:space="preserve">🏠 Home</w:t>
       </w:r>
       <w:r>
-        <w:t xml:space="preserve"> — returns to the level select / title screen</w:t>
+        <w:t xml:space="preserve"> — returns to the level select screen</w:t>
       </w:r>
     </w:p>
     <w:p>
       <w:pPr>
-        <w:pStyle w:val="Heading1"/>
-        <w:spacing w:before="400"/>
-      </w:pPr>
-      <w:r>
-        <w:t xml:space="preserve">Meet the Dino Crew</w:t>
-      </w:r>
-    </w:p>
-    <w:p>
-      <w:pPr>
-        <w:spacing w:after="120"/>
+        <w:pStyle w:val="ListParagraph"/>
+        <w:numPr>
+          <w:ilvl w:val="0"/>
+          <w:numId w:val="2"/>
+        </w:numPr>
+        <w:spacing w:after="80"/>
       </w:pPr>
       <w:r>
         <w:rPr>
           <w:b/>
           <w:bCs/>
         </w:rPr>
-        <w:t xml:space="preserve">The Dino Crew: </w:t>
-      </w:r>
-      <w:r>
-        <w:t xml:space="preserve">12 hand-drawn characters across three prehistoric periods — Plato &amp; Shorty (Triassic), Benny, Babs, Salty, Ziggy, and Patsy (Jurassic), plus Peppy, Tootles, Skippy, Victor, and Gigi (Cretaceous).</w:t>
+        <w:t xml:space="preserve">🔊 / 🔇 Sound</w:t>
+      </w:r>
+      <w:r>
+        <w:t xml:space="preserve"> — mutes or unmutes all game sounds</w:t>
+      </w:r>
+    </w:p>
+    <w:p>
+      <w:pPr>
+        <w:pStyle w:val="Heading1"/>
+      </w:pPr>
+      <w:r>
+        <w:t xml:space="preserve">The 10 Levels</w:t>
+      </w:r>
+    </w:p>
+    <w:p>
+      <w:pPr>
+        <w:spacing w:after="120"/>
+      </w:pPr>
+      <w:r>
+        <w:t xml:space="preserve">Difficulty increases across three prehistoric periods — grid size grows and goals get harder:</w:t>
+      </w:r>
+    </w:p>
+    <w:tbl>
+      <w:tblPr>
+        <w:tblW w:type="dxa" w:w="9360"/>
+        <w:tblBorders>
+          <w:top w:val="single" w:color="auto" w:sz="4"/>
+          <w:left w:val="single" w:color="auto" w:sz="4"/>
+          <w:bottom w:val="single" w:color="auto" w:sz="4"/>
+          <w:right w:val="single" w:color="auto" w:sz="4"/>
+          <w:insideH w:val="single" w:color="auto" w:sz="4"/>
+          <w:insideV w:val="single" w:color="auto" w:sz="4"/>
+        </w:tblBorders>
+      </w:tblPr>
+      <w:tblGrid>
+        <w:gridCol w:w="700"/>
+        <w:gridCol w:w="2800"/>
+        <w:gridCol w:w="800"/>
+        <w:gridCol w:w="800"/>
+        <w:gridCol w:w="4260"/>
+      </w:tblGrid>
+      <w:tr>
+        <w:tc>
+          <w:tcPr>
+            <w:tcBorders>
+              <w:top w:val="single" w:color="2D6A4F" w:sz="6"/>
+              <w:left w:val="single" w:color="2D6A4F" w:sz="6"/>
+              <w:bottom w:val="single" w:color="2D6A4F" w:sz="6"/>
+              <w:right w:val="single" w:color="2D6A4F" w:sz="6"/>
+            </w:tcBorders>
+            <w:shd w:fill="2D6A4F" w:val="clear"/>
+            <w:tcMar>
+              <w:top w:type="dxa" w:w="80"/>
+              <w:left w:type="dxa" w:w="100"/>
+              <w:bottom w:type="dxa" w:w="80"/>
+              <w:right w:type="dxa" w:w="100"/>
+            </w:tcMar>
+          </w:tcPr>
+          <w:p>
+            <w:r>
+              <w:rPr>
+                <w:b/>
+                <w:bCs/>
+                <w:color w:val="FFFFFF"/>
+                <w:sz w:val="20"/>
+                <w:szCs w:val="20"/>
+              </w:rPr>
+              <w:t xml:space="preserve">#</w:t>
+            </w:r>
+          </w:p>
+        </w:tc>
+        <w:tc>
+          <w:tcPr>
+            <w:tcBorders>
+              <w:top w:val="single" w:color="2D6A4F" w:sz="6"/>
+              <w:left w:val="single" w:color="2D6A4F" w:sz="6"/>
+              <w:bottom w:val="single" w:color="2D6A4F" w:sz="6"/>
+              <w:right w:val="single" w:color="2D6A4F" w:sz="6"/>
+            </w:tcBorders>
+            <w:shd w:fill="2D6A4F" w:val="clear"/>
+            <w:tcMar>
+              <w:top w:type="dxa" w:w="80"/>
+              <w:left w:type="dxa" w:w="100"/>
+              <w:bottom w:type="dxa" w:w="80"/>
+              <w:right w:type="dxa" w:w="100"/>
+            </w:tcMar>
+          </w:tcPr>
+          <w:p>
+            <w:r>
+              <w:rPr>
+                <w:b/>
+                <w:bCs/>
+                <w:color w:val="FFFFFF"/>
+                <w:sz w:val="20"/>
+                <w:szCs w:val="20"/>
+              </w:rPr>
+              <w:t xml:space="preserve">Name</w:t>
+            </w:r>
+          </w:p>
+        </w:tc>
+        <w:tc>
+          <w:tcPr>
+            <w:tcBorders>
+              <w:top w:val="single" w:color="2D6A4F" w:sz="6"/>
+              <w:left w:val="single" w:color="2D6A4F" w:sz="6"/>
+              <w:bottom w:val="single" w:color="2D6A4F" w:sz="6"/>
+              <w:right w:val="single" w:color="2D6A4F" w:sz="6"/>
+            </w:tcBorders>
+            <w:shd w:fill="2D6A4F" w:val="clear"/>
+            <w:tcMar>
+              <w:top w:type="dxa" w:w="80"/>
+              <w:left w:type="dxa" w:w="100"/>
+              <w:bottom w:type="dxa" w:w="80"/>
+              <w:right w:type="dxa" w:w="100"/>
+            </w:tcMar>
+          </w:tcPr>
+          <w:p>
+            <w:r>
+              <w:rPr>
+                <w:b/>
+                <w:bCs/>
+                <w:color w:val="FFFFFF"/>
+                <w:sz w:val="20"/>
+                <w:szCs w:val="20"/>
+              </w:rPr>
+              <w:t xml:space="preserve">Grid</w:t>
+            </w:r>
+          </w:p>
+        </w:tc>
+        <w:tc>
+          <w:tcPr>
+            <w:tcBorders>
+              <w:top w:val="single" w:color="2D6A4F" w:sz="6"/>
+              <w:left w:val="single" w:color="2D6A4F" w:sz="6"/>
+              <w:bottom w:val="single" w:color="2D6A4F" w:sz="6"/>
+              <w:right w:val="single" w:color="2D6A4F" w:sz="6"/>
+            </w:tcBorders>
+            <w:shd w:fill="2D6A4F" w:val="clear"/>
+            <w:tcMar>
+              <w:top w:type="dxa" w:w="80"/>
+              <w:left w:type="dxa" w:w="100"/>
+              <w:bottom w:type="dxa" w:w="80"/>
+              <w:right w:type="dxa" w:w="100"/>
+            </w:tcMar>
+          </w:tcPr>
+          <w:p>
+            <w:r>
+              <w:rPr>
+                <w:b/>
+                <w:bCs/>
+                <w:color w:val="FFFFFF"/>
+                <w:sz w:val="20"/>
+                <w:szCs w:val="20"/>
+              </w:rPr>
+              <w:t xml:space="preserve">Moves</w:t>
+            </w:r>
+          </w:p>
+        </w:tc>
+        <w:tc>
+          <w:tcPr>
+            <w:tcBorders>
+              <w:top w:val="single" w:color="2D6A4F" w:sz="6"/>
+              <w:left w:val="single" w:color="2D6A4F" w:sz="6"/>
+              <w:bottom w:val="single" w:color="2D6A4F" w:sz="6"/>
+              <w:right w:val="single" w:color="2D6A4F" w:sz="6"/>
+            </w:tcBorders>
+            <w:shd w:fill="2D6A4F" w:val="clear"/>
+            <w:tcMar>
+              <w:top w:type="dxa" w:w="80"/>
+              <w:left w:type="dxa" w:w="100"/>
+              <w:bottom w:type="dxa" w:w="80"/>
+              <w:right w:type="dxa" w:w="100"/>
+            </w:tcMar>
+          </w:tcPr>
+          <w:p>
+            <w:r>
+              <w:rPr>
+                <w:b/>
+                <w:bCs/>
+                <w:color w:val="FFFFFF"/>
+                <w:sz w:val="20"/>
+                <w:szCs w:val="20"/>
+              </w:rPr>
+              <w:t xml:space="preserve">Goal</w:t>
+            </w:r>
+          </w:p>
+        </w:tc>
+      </w:tr>
+      <w:tr>
+        <w:tc>
+          <w:tcPr>
+            <w:tcBorders>
+              <w:top w:val="single" w:color="CFE8D8" w:sz="4"/>
+              <w:left w:val="single" w:color="CFE8D8" w:sz="4"/>
+              <w:bottom w:val="single" w:color="CFE8D8" w:sz="4"/>
+              <w:right w:val="single" w:color="CFE8D8" w:sz="4"/>
+            </w:tcBorders>
+            <w:shd w:fill="F0F8F4" w:val="clear"/>
+            <w:tcMar>
+              <w:top w:type="dxa" w:w="80"/>
+              <w:left w:type="dxa" w:w="100"/>
+              <w:bottom w:type="dxa" w:w="80"/>
+              <w:right w:type="dxa" w:w="100"/>
+            </w:tcMar>
+          </w:tcPr>
+          <w:p>
+            <w:r>
+              <w:rPr>
+                <w:b/>
+                <w:bCs/>
+                <w:color w:val="2D6A4F"/>
+                <w:sz w:val="20"/>
+                <w:szCs w:val="20"/>
+              </w:rPr>
+              <w:t xml:space="preserve">L1</w:t>
+            </w:r>
+          </w:p>
+        </w:tc>
+        <w:tc>
+          <w:tcPr>
+            <w:tcBorders>
+              <w:top w:val="single" w:color="CFE8D8" w:sz="4"/>
+              <w:left w:val="single" w:color="CFE8D8" w:sz="4"/>
+              <w:bottom w:val="single" w:color="CFE8D8" w:sz="4"/>
+              <w:right w:val="single" w:color="CFE8D8" w:sz="4"/>
+            </w:tcBorders>
+            <w:shd w:fill="F0F8F4" w:val="clear"/>
+            <w:tcMar>
+              <w:top w:type="dxa" w:w="80"/>
+              <w:left w:type="dxa" w:w="100"/>
+              <w:bottom w:type="dxa" w:w="80"/>
+              <w:right w:type="dxa" w:w="100"/>
+            </w:tcMar>
+          </w:tcPr>
+          <w:p>
+            <w:r>
+              <w:rPr>
+                <w:sz w:val="20"/>
+                <w:szCs w:val="20"/>
+              </w:rPr>
+              <w:t xml:space="preserve">Triassic Beginnings</w:t>
+            </w:r>
+          </w:p>
+        </w:tc>
+        <w:tc>
+          <w:tcPr>
+            <w:tcBorders>
+              <w:top w:val="single" w:color="CFE8D8" w:sz="4"/>
+              <w:left w:val="single" w:color="CFE8D8" w:sz="4"/>
+              <w:bottom w:val="single" w:color="CFE8D8" w:sz="4"/>
+              <w:right w:val="single" w:color="CFE8D8" w:sz="4"/>
+            </w:tcBorders>
+            <w:shd w:fill="F0F8F4" w:val="clear"/>
+            <w:tcMar>
+              <w:top w:type="dxa" w:w="80"/>
+              <w:left w:type="dxa" w:w="100"/>
+              <w:bottom w:type="dxa" w:w="80"/>
+              <w:right w:type="dxa" w:w="100"/>
+            </w:tcMar>
+          </w:tcPr>
+          <w:p>
+            <w:r>
+              <w:rPr>
+                <w:sz w:val="20"/>
+                <w:szCs w:val="20"/>
+              </w:rPr>
+              <w:t xml:space="preserve">6×6</w:t>
+            </w:r>
+          </w:p>
+        </w:tc>
+        <w:tc>
+          <w:tcPr>
+            <w:tcBorders>
+              <w:top w:val="single" w:color="CFE8D8" w:sz="4"/>
+              <w:left w:val="single" w:color="CFE8D8" w:sz="4"/>
+              <w:bottom w:val="single" w:color="CFE8D8" w:sz="4"/>
+              <w:right w:val="single" w:color="CFE8D8" w:sz="4"/>
+            </w:tcBorders>
+            <w:shd w:fill="F0F8F4" w:val="clear"/>
+            <w:tcMar>
+              <w:top w:type="dxa" w:w="80"/>
+              <w:left w:type="dxa" w:w="100"/>
+              <w:bottom w:type="dxa" w:w="80"/>
+              <w:right w:type="dxa" w:w="100"/>
+            </w:tcMar>
+          </w:tcPr>
+          <w:p>
+            <w:r>
+              <w:rPr>
+                <w:sz w:val="20"/>
+                <w:szCs w:val="20"/>
+              </w:rPr>
+              <w:t xml:space="preserve">20</w:t>
+            </w:r>
+          </w:p>
+        </w:tc>
+        <w:tc>
+          <w:tcPr>
+            <w:tcBorders>
+              <w:top w:val="single" w:color="CFE8D8" w:sz="4"/>
+              <w:left w:val="single" w:color="CFE8D8" w:sz="4"/>
+              <w:bottom w:val="single" w:color="CFE8D8" w:sz="4"/>
+              <w:right w:val="single" w:color="CFE8D8" w:sz="4"/>
+            </w:tcBorders>
+            <w:shd w:fill="F0F8F4" w:val="clear"/>
+            <w:tcMar>
+              <w:top w:type="dxa" w:w="80"/>
+              <w:left w:type="dxa" w:w="100"/>
+              <w:bottom w:type="dxa" w:w="80"/>
+              <w:right w:type="dxa" w:w="100"/>
+            </w:tcMar>
+          </w:tcPr>
+          <w:p>
+            <w:r>
+              <w:rPr>
+                <w:sz w:val="20"/>
+                <w:szCs w:val="20"/>
+              </w:rPr>
+              <w:t xml:space="preserve">10× Shorty</w:t>
+            </w:r>
+          </w:p>
+        </w:tc>
+      </w:tr>
+      <w:tr>
+        <w:tc>
+          <w:tcPr>
+            <w:tcBorders>
+              <w:top w:val="single" w:color="CFE8D8" w:sz="4"/>
+              <w:left w:val="single" w:color="CFE8D8" w:sz="4"/>
+              <w:bottom w:val="single" w:color="CFE8D8" w:sz="4"/>
+              <w:right w:val="single" w:color="CFE8D8" w:sz="4"/>
+            </w:tcBorders>
+            <w:shd w:fill="FFFFFF" w:val="clear"/>
+            <w:tcMar>
+              <w:top w:type="dxa" w:w="80"/>
+              <w:left w:type="dxa" w:w="100"/>
+              <w:bottom w:type="dxa" w:w="80"/>
+              <w:right w:type="dxa" w:w="100"/>
+            </w:tcMar>
+          </w:tcPr>
+          <w:p>
+            <w:r>
+              <w:rPr>
+                <w:b/>
+                <w:bCs/>
+                <w:color w:val="2D6A4F"/>
+                <w:sz w:val="20"/>
+                <w:szCs w:val="20"/>
+              </w:rPr>
+              <w:t xml:space="preserve">L2</w:t>
+            </w:r>
+          </w:p>
+        </w:tc>
+        <w:tc>
+          <w:tcPr>
+            <w:tcBorders>
+              <w:top w:val="single" w:color="CFE8D8" w:sz="4"/>
+              <w:left w:val="single" w:color="CFE8D8" w:sz="4"/>
+              <w:bottom w:val="single" w:color="CFE8D8" w:sz="4"/>
+              <w:right w:val="single" w:color="CFE8D8" w:sz="4"/>
+            </w:tcBorders>
+            <w:shd w:fill="FFFFFF" w:val="clear"/>
+            <w:tcMar>
+              <w:top w:type="dxa" w:w="80"/>
+              <w:left w:type="dxa" w:w="100"/>
+              <w:bottom w:type="dxa" w:w="80"/>
+              <w:right w:type="dxa" w:w="100"/>
+            </w:tcMar>
+          </w:tcPr>
+          <w:p>
+            <w:r>
+              <w:rPr>
+                <w:sz w:val="20"/>
+                <w:szCs w:val="20"/>
+              </w:rPr>
+              <w:t xml:space="preserve">Egg Hunt!</w:t>
+            </w:r>
+          </w:p>
+        </w:tc>
+        <w:tc>
+          <w:tcPr>
+            <w:tcBorders>
+              <w:top w:val="single" w:color="CFE8D8" w:sz="4"/>
+              <w:left w:val="single" w:color="CFE8D8" w:sz="4"/>
+              <w:bottom w:val="single" w:color="CFE8D8" w:sz="4"/>
+              <w:right w:val="single" w:color="CFE8D8" w:sz="4"/>
+            </w:tcBorders>
+            <w:shd w:fill="FFFFFF" w:val="clear"/>
+            <w:tcMar>
+              <w:top w:type="dxa" w:w="80"/>
+              <w:left w:type="dxa" w:w="100"/>
+              <w:bottom w:type="dxa" w:w="80"/>
+              <w:right w:type="dxa" w:w="100"/>
+            </w:tcMar>
+          </w:tcPr>
+          <w:p>
+            <w:r>
+              <w:rPr>
+                <w:sz w:val="20"/>
+                <w:szCs w:val="20"/>
+              </w:rPr>
+              <w:t xml:space="preserve">6×6</w:t>
+            </w:r>
+          </w:p>
+        </w:tc>
+        <w:tc>
+          <w:tcPr>
+            <w:tcBorders>
+              <w:top w:val="single" w:color="CFE8D8" w:sz="4"/>
+              <w:left w:val="single" w:color="CFE8D8" w:sz="4"/>
+              <w:bottom w:val="single" w:color="CFE8D8" w:sz="4"/>
+              <w:right w:val="single" w:color="CFE8D8" w:sz="4"/>
+            </w:tcBorders>
+            <w:shd w:fill="FFFFFF" w:val="clear"/>
+            <w:tcMar>
+              <w:top w:type="dxa" w:w="80"/>
+              <w:left w:type="dxa" w:w="100"/>
+              <w:bottom w:type="dxa" w:w="80"/>
+              <w:right w:type="dxa" w:w="100"/>
+            </w:tcMar>
+          </w:tcPr>
+          <w:p>
+            <w:r>
+              <w:rPr>
+                <w:sz w:val="20"/>
+                <w:szCs w:val="20"/>
+              </w:rPr>
+              <w:t xml:space="preserve">18</w:t>
+            </w:r>
+          </w:p>
+        </w:tc>
+        <w:tc>
+          <w:tcPr>
+            <w:tcBorders>
+              <w:top w:val="single" w:color="CFE8D8" w:sz="4"/>
+              <w:left w:val="single" w:color="CFE8D8" w:sz="4"/>
+              <w:bottom w:val="single" w:color="CFE8D8" w:sz="4"/>
+              <w:right w:val="single" w:color="CFE8D8" w:sz="4"/>
+            </w:tcBorders>
+            <w:shd w:fill="FFFFFF" w:val="clear"/>
+            <w:tcMar>
+              <w:top w:type="dxa" w:w="80"/>
+              <w:left w:type="dxa" w:w="100"/>
+              <w:bottom w:type="dxa" w:w="80"/>
+              <w:right w:type="dxa" w:w="100"/>
+            </w:tcMar>
+          </w:tcPr>
+          <w:p>
+            <w:r>
+              <w:rPr>
+                <w:sz w:val="20"/>
+                <w:szCs w:val="20"/>
+              </w:rPr>
+              <w:t xml:space="preserve">14× Egg</w:t>
+            </w:r>
+          </w:p>
+        </w:tc>
+      </w:tr>
+      <w:tr>
+        <w:tc>
+          <w:tcPr>
+            <w:tcBorders>
+              <w:top w:val="single" w:color="CFE8D8" w:sz="4"/>
+              <w:left w:val="single" w:color="CFE8D8" w:sz="4"/>
+              <w:bottom w:val="single" w:color="CFE8D8" w:sz="4"/>
+              <w:right w:val="single" w:color="CFE8D8" w:sz="4"/>
+            </w:tcBorders>
+            <w:shd w:fill="F0F8F4" w:val="clear"/>
+            <w:tcMar>
+              <w:top w:type="dxa" w:w="80"/>
+              <w:left w:type="dxa" w:w="100"/>
+              <w:bottom w:type="dxa" w:w="80"/>
+              <w:right w:type="dxa" w:w="100"/>
+            </w:tcMar>
+          </w:tcPr>
+          <w:p>
+            <w:r>
+              <w:rPr>
+                <w:b/>
+                <w:bCs/>
+                <w:color w:val="2D6A4F"/>
+                <w:sz w:val="20"/>
+                <w:szCs w:val="20"/>
+              </w:rPr>
+              <w:t xml:space="preserve">L3</w:t>
+            </w:r>
+          </w:p>
+        </w:tc>
+        <w:tc>
+          <w:tcPr>
+            <w:tcBorders>
+              <w:top w:val="single" w:color="CFE8D8" w:sz="4"/>
+              <w:left w:val="single" w:color="CFE8D8" w:sz="4"/>
+              <w:bottom w:val="single" w:color="CFE8D8" w:sz="4"/>
+              <w:right w:val="single" w:color="CFE8D8" w:sz="4"/>
+            </w:tcBorders>
+            <w:shd w:fill="F0F8F4" w:val="clear"/>
+            <w:tcMar>
+              <w:top w:type="dxa" w:w="80"/>
+              <w:left w:type="dxa" w:w="100"/>
+              <w:bottom w:type="dxa" w:w="80"/>
+              <w:right w:type="dxa" w:w="100"/>
+            </w:tcMar>
+          </w:tcPr>
+          <w:p>
+            <w:r>
+              <w:rPr>
+                <w:sz w:val="20"/>
+                <w:szCs w:val="20"/>
+              </w:rPr>
+              <w:t xml:space="preserve">Jurassic Dawn</w:t>
+            </w:r>
+          </w:p>
+        </w:tc>
+        <w:tc>
+          <w:tcPr>
+            <w:tcBorders>
+              <w:top w:val="single" w:color="CFE8D8" w:sz="4"/>
+              <w:left w:val="single" w:color="CFE8D8" w:sz="4"/>
+              <w:bottom w:val="single" w:color="CFE8D8" w:sz="4"/>
+              <w:right w:val="single" w:color="CFE8D8" w:sz="4"/>
+            </w:tcBorders>
+            <w:shd w:fill="F0F8F4" w:val="clear"/>
+            <w:tcMar>
+              <w:top w:type="dxa" w:w="80"/>
+              <w:left w:type="dxa" w:w="100"/>
+              <w:bottom w:type="dxa" w:w="80"/>
+              <w:right w:type="dxa" w:w="100"/>
+            </w:tcMar>
+          </w:tcPr>
+          <w:p>
+            <w:r>
+              <w:rPr>
+                <w:sz w:val="20"/>
+                <w:szCs w:val="20"/>
+              </w:rPr>
+              <w:t xml:space="preserve">6×6</w:t>
+            </w:r>
+          </w:p>
+        </w:tc>
+        <w:tc>
+          <w:tcPr>
+            <w:tcBorders>
+              <w:top w:val="single" w:color="CFE8D8" w:sz="4"/>
+              <w:left w:val="single" w:color="CFE8D8" w:sz="4"/>
+              <w:bottom w:val="single" w:color="CFE8D8" w:sz="4"/>
+              <w:right w:val="single" w:color="CFE8D8" w:sz="4"/>
+            </w:tcBorders>
+            <w:shd w:fill="F0F8F4" w:val="clear"/>
+            <w:tcMar>
+              <w:top w:type="dxa" w:w="80"/>
+              <w:left w:type="dxa" w:w="100"/>
+              <w:bottom w:type="dxa" w:w="80"/>
+              <w:right w:type="dxa" w:w="100"/>
+            </w:tcMar>
+          </w:tcPr>
+          <w:p>
+            <w:r>
+              <w:rPr>
+                <w:sz w:val="20"/>
+                <w:szCs w:val="20"/>
+              </w:rPr>
+              <w:t xml:space="preserve">20</w:t>
+            </w:r>
+          </w:p>
+        </w:tc>
+        <w:tc>
+          <w:tcPr>
+            <w:tcBorders>
+              <w:top w:val="single" w:color="CFE8D8" w:sz="4"/>
+              <w:left w:val="single" w:color="CFE8D8" w:sz="4"/>
+              <w:bottom w:val="single" w:color="CFE8D8" w:sz="4"/>
+              <w:right w:val="single" w:color="CFE8D8" w:sz="4"/>
+            </w:tcBorders>
+            <w:shd w:fill="F0F8F4" w:val="clear"/>
+            <w:tcMar>
+              <w:top w:type="dxa" w:w="80"/>
+              <w:left w:type="dxa" w:w="100"/>
+              <w:bottom w:type="dxa" w:w="80"/>
+              <w:right w:type="dxa" w:w="100"/>
+            </w:tcMar>
+          </w:tcPr>
+          <w:p>
+            <w:r>
+              <w:rPr>
+                <w:sz w:val="20"/>
+                <w:szCs w:val="20"/>
+              </w:rPr>
+              <w:t xml:space="preserve">10× Benny + 8× Salty</w:t>
+            </w:r>
+          </w:p>
+        </w:tc>
+      </w:tr>
+      <w:tr>
+        <w:tc>
+          <w:tcPr>
+            <w:tcBorders>
+              <w:top w:val="single" w:color="CFE8D8" w:sz="4"/>
+              <w:left w:val="single" w:color="CFE8D8" w:sz="4"/>
+              <w:bottom w:val="single" w:color="CFE8D8" w:sz="4"/>
+              <w:right w:val="single" w:color="CFE8D8" w:sz="4"/>
+            </w:tcBorders>
+            <w:shd w:fill="FFFFFF" w:val="clear"/>
+            <w:tcMar>
+              <w:top w:type="dxa" w:w="80"/>
+              <w:left w:type="dxa" w:w="100"/>
+              <w:bottom w:type="dxa" w:w="80"/>
+              <w:right w:type="dxa" w:w="100"/>
+            </w:tcMar>
+          </w:tcPr>
+          <w:p>
+            <w:r>
+              <w:rPr>
+                <w:b/>
+                <w:bCs/>
+                <w:color w:val="2D6A4F"/>
+                <w:sz w:val="20"/>
+                <w:szCs w:val="20"/>
+              </w:rPr>
+              <w:t xml:space="preserve">L4</w:t>
+            </w:r>
+          </w:p>
+        </w:tc>
+        <w:tc>
+          <w:tcPr>
+            <w:tcBorders>
+              <w:top w:val="single" w:color="CFE8D8" w:sz="4"/>
+              <w:left w:val="single" w:color="CFE8D8" w:sz="4"/>
+              <w:bottom w:val="single" w:color="CFE8D8" w:sz="4"/>
+              <w:right w:val="single" w:color="CFE8D8" w:sz="4"/>
+            </w:tcBorders>
+            <w:shd w:fill="FFFFFF" w:val="clear"/>
+            <w:tcMar>
+              <w:top w:type="dxa" w:w="80"/>
+              <w:left w:type="dxa" w:w="100"/>
+              <w:bottom w:type="dxa" w:w="80"/>
+              <w:right w:type="dxa" w:w="100"/>
+            </w:tcMar>
+          </w:tcPr>
+          <w:p>
+            <w:r>
+              <w:rPr>
+                <w:sz w:val="20"/>
+                <w:szCs w:val="20"/>
+              </w:rPr>
+              <w:t xml:space="preserve">Swamp Stomp</w:t>
+            </w:r>
+          </w:p>
+        </w:tc>
+        <w:tc>
+          <w:tcPr>
+            <w:tcBorders>
+              <w:top w:val="single" w:color="CFE8D8" w:sz="4"/>
+              <w:left w:val="single" w:color="CFE8D8" w:sz="4"/>
+              <w:bottom w:val="single" w:color="CFE8D8" w:sz="4"/>
+              <w:right w:val="single" w:color="CFE8D8" w:sz="4"/>
+            </w:tcBorders>
+            <w:shd w:fill="FFFFFF" w:val="clear"/>
+            <w:tcMar>
+              <w:top w:type="dxa" w:w="80"/>
+              <w:left w:type="dxa" w:w="100"/>
+              <w:bottom w:type="dxa" w:w="80"/>
+              <w:right w:type="dxa" w:w="100"/>
+            </w:tcMar>
+          </w:tcPr>
+          <w:p>
+            <w:r>
+              <w:rPr>
+                <w:sz w:val="20"/>
+                <w:szCs w:val="20"/>
+              </w:rPr>
+              <w:t xml:space="preserve">6×6</w:t>
+            </w:r>
+          </w:p>
+        </w:tc>
+        <w:tc>
+          <w:tcPr>
+            <w:tcBorders>
+              <w:top w:val="single" w:color="CFE8D8" w:sz="4"/>
+              <w:left w:val="single" w:color="CFE8D8" w:sz="4"/>
+              <w:bottom w:val="single" w:color="CFE8D8" w:sz="4"/>
+              <w:right w:val="single" w:color="CFE8D8" w:sz="4"/>
+            </w:tcBorders>
+            <w:shd w:fill="FFFFFF" w:val="clear"/>
+            <w:tcMar>
+              <w:top w:type="dxa" w:w="80"/>
+              <w:left w:type="dxa" w:w="100"/>
+              <w:bottom w:type="dxa" w:w="80"/>
+              <w:right w:type="dxa" w:w="100"/>
+            </w:tcMar>
+          </w:tcPr>
+          <w:p>
+            <w:r>
+              <w:rPr>
+                <w:sz w:val="20"/>
+                <w:szCs w:val="20"/>
+              </w:rPr>
+              <w:t xml:space="preserve">20</w:t>
+            </w:r>
+          </w:p>
+        </w:tc>
+        <w:tc>
+          <w:tcPr>
+            <w:tcBorders>
+              <w:top w:val="single" w:color="CFE8D8" w:sz="4"/>
+              <w:left w:val="single" w:color="CFE8D8" w:sz="4"/>
+              <w:bottom w:val="single" w:color="CFE8D8" w:sz="4"/>
+              <w:right w:val="single" w:color="CFE8D8" w:sz="4"/>
+            </w:tcBorders>
+            <w:shd w:fill="FFFFFF" w:val="clear"/>
+            <w:tcMar>
+              <w:top w:type="dxa" w:w="80"/>
+              <w:left w:type="dxa" w:w="100"/>
+              <w:bottom w:type="dxa" w:w="80"/>
+              <w:right w:type="dxa" w:w="100"/>
+            </w:tcMar>
+          </w:tcPr>
+          <w:p>
+            <w:r>
+              <w:rPr>
+                <w:sz w:val="20"/>
+                <w:szCs w:val="20"/>
+              </w:rPr>
+              <w:t xml:space="preserve">12× Salty</w:t>
+            </w:r>
+          </w:p>
+        </w:tc>
+      </w:tr>
+      <w:tr>
+        <w:tc>
+          <w:tcPr>
+            <w:tcBorders>
+              <w:top w:val="single" w:color="CFE8D8" w:sz="4"/>
+              <w:left w:val="single" w:color="CFE8D8" w:sz="4"/>
+              <w:bottom w:val="single" w:color="CFE8D8" w:sz="4"/>
+              <w:right w:val="single" w:color="CFE8D8" w:sz="4"/>
+            </w:tcBorders>
+            <w:shd w:fill="F0F8F4" w:val="clear"/>
+            <w:tcMar>
+              <w:top w:type="dxa" w:w="80"/>
+              <w:left w:type="dxa" w:w="100"/>
+              <w:bottom w:type="dxa" w:w="80"/>
+              <w:right w:type="dxa" w:w="100"/>
+            </w:tcMar>
+          </w:tcPr>
+          <w:p>
+            <w:r>
+              <w:rPr>
+                <w:b/>
+                <w:bCs/>
+                <w:color w:val="2D6A4F"/>
+                <w:sz w:val="20"/>
+                <w:szCs w:val="20"/>
+              </w:rPr>
+              <w:t xml:space="preserve">L5</w:t>
+            </w:r>
+          </w:p>
+        </w:tc>
+        <w:tc>
+          <w:tcPr>
+            <w:tcBorders>
+              <w:top w:val="single" w:color="CFE8D8" w:sz="4"/>
+              <w:left w:val="single" w:color="CFE8D8" w:sz="4"/>
+              <w:bottom w:val="single" w:color="CFE8D8" w:sz="4"/>
+              <w:right w:val="single" w:color="CFE8D8" w:sz="4"/>
+            </w:tcBorders>
+            <w:shd w:fill="F0F8F4" w:val="clear"/>
+            <w:tcMar>
+              <w:top w:type="dxa" w:w="80"/>
+              <w:left w:type="dxa" w:w="100"/>
+              <w:bottom w:type="dxa" w:w="80"/>
+              <w:right w:type="dxa" w:w="100"/>
+            </w:tcMar>
+          </w:tcPr>
+          <w:p>
+            <w:r>
+              <w:rPr>
+                <w:sz w:val="20"/>
+                <w:szCs w:val="20"/>
+              </w:rPr>
+              <w:t xml:space="preserve">Rocky Ridge</w:t>
+            </w:r>
+          </w:p>
+        </w:tc>
+        <w:tc>
+          <w:tcPr>
+            <w:tcBorders>
+              <w:top w:val="single" w:color="CFE8D8" w:sz="4"/>
+              <w:left w:val="single" w:color="CFE8D8" w:sz="4"/>
+              <w:bottom w:val="single" w:color="CFE8D8" w:sz="4"/>
+              <w:right w:val="single" w:color="CFE8D8" w:sz="4"/>
+            </w:tcBorders>
+            <w:shd w:fill="F0F8F4" w:val="clear"/>
+            <w:tcMar>
+              <w:top w:type="dxa" w:w="80"/>
+              <w:left w:type="dxa" w:w="100"/>
+              <w:bottom w:type="dxa" w:w="80"/>
+              <w:right w:type="dxa" w:w="100"/>
+            </w:tcMar>
+          </w:tcPr>
+          <w:p>
+            <w:r>
+              <w:rPr>
+                <w:sz w:val="20"/>
+                <w:szCs w:val="20"/>
+              </w:rPr>
+              <w:t xml:space="preserve">7×7</w:t>
+            </w:r>
+          </w:p>
+        </w:tc>
+        <w:tc>
+          <w:tcPr>
+            <w:tcBorders>
+              <w:top w:val="single" w:color="CFE8D8" w:sz="4"/>
+              <w:left w:val="single" w:color="CFE8D8" w:sz="4"/>
+              <w:bottom w:val="single" w:color="CFE8D8" w:sz="4"/>
+              <w:right w:val="single" w:color="CFE8D8" w:sz="4"/>
+            </w:tcBorders>
+            <w:shd w:fill="F0F8F4" w:val="clear"/>
+            <w:tcMar>
+              <w:top w:type="dxa" w:w="80"/>
+              <w:left w:type="dxa" w:w="100"/>
+              <w:bottom w:type="dxa" w:w="80"/>
+              <w:right w:type="dxa" w:w="100"/>
+            </w:tcMar>
+          </w:tcPr>
+          <w:p>
+            <w:r>
+              <w:rPr>
+                <w:sz w:val="20"/>
+                <w:szCs w:val="20"/>
+              </w:rPr>
+              <w:t xml:space="preserve">18</w:t>
+            </w:r>
+          </w:p>
+        </w:tc>
+        <w:tc>
+          <w:tcPr>
+            <w:tcBorders>
+              <w:top w:val="single" w:color="CFE8D8" w:sz="4"/>
+              <w:left w:val="single" w:color="CFE8D8" w:sz="4"/>
+              <w:bottom w:val="single" w:color="CFE8D8" w:sz="4"/>
+              <w:right w:val="single" w:color="CFE8D8" w:sz="4"/>
+            </w:tcBorders>
+            <w:shd w:fill="F0F8F4" w:val="clear"/>
+            <w:tcMar>
+              <w:top w:type="dxa" w:w="80"/>
+              <w:left w:type="dxa" w:w="100"/>
+              <w:bottom w:type="dxa" w:w="80"/>
+              <w:right w:type="dxa" w:w="100"/>
+            </w:tcMar>
+          </w:tcPr>
+          <w:p>
+            <w:r>
+              <w:rPr>
+                <w:sz w:val="20"/>
+                <w:szCs w:val="20"/>
+              </w:rPr>
+              <w:t xml:space="preserve">12× Ziggy</w:t>
+            </w:r>
+          </w:p>
+        </w:tc>
+      </w:tr>
+      <w:tr>
+        <w:tc>
+          <w:tcPr>
+            <w:tcBorders>
+              <w:top w:val="single" w:color="CFE8D8" w:sz="4"/>
+              <w:left w:val="single" w:color="CFE8D8" w:sz="4"/>
+              <w:bottom w:val="single" w:color="CFE8D8" w:sz="4"/>
+              <w:right w:val="single" w:color="CFE8D8" w:sz="4"/>
+            </w:tcBorders>
+            <w:shd w:fill="FFFFFF" w:val="clear"/>
+            <w:tcMar>
+              <w:top w:type="dxa" w:w="80"/>
+              <w:left w:type="dxa" w:w="100"/>
+              <w:bottom w:type="dxa" w:w="80"/>
+              <w:right w:type="dxa" w:w="100"/>
+            </w:tcMar>
+          </w:tcPr>
+          <w:p>
+            <w:r>
+              <w:rPr>
+                <w:b/>
+                <w:bCs/>
+                <w:color w:val="2D6A4F"/>
+                <w:sz w:val="20"/>
+                <w:szCs w:val="20"/>
+              </w:rPr>
+              <w:t xml:space="preserve">L6</w:t>
+            </w:r>
+          </w:p>
+        </w:tc>
+        <w:tc>
+          <w:tcPr>
+            <w:tcBorders>
+              <w:top w:val="single" w:color="CFE8D8" w:sz="4"/>
+              <w:left w:val="single" w:color="CFE8D8" w:sz="4"/>
+              <w:bottom w:val="single" w:color="CFE8D8" w:sz="4"/>
+              <w:right w:val="single" w:color="CFE8D8" w:sz="4"/>
+            </w:tcBorders>
+            <w:shd w:fill="FFFFFF" w:val="clear"/>
+            <w:tcMar>
+              <w:top w:type="dxa" w:w="80"/>
+              <w:left w:type="dxa" w:w="100"/>
+              <w:bottom w:type="dxa" w:w="80"/>
+              <w:right w:type="dxa" w:w="100"/>
+            </w:tcMar>
+          </w:tcPr>
+          <w:p>
+            <w:r>
+              <w:rPr>
+                <w:sz w:val="20"/>
+                <w:szCs w:val="20"/>
+              </w:rPr>
+              <w:t xml:space="preserve">Fossil Dig</w:t>
+            </w:r>
+          </w:p>
+        </w:tc>
+        <w:tc>
+          <w:tcPr>
+            <w:tcBorders>
+              <w:top w:val="single" w:color="CFE8D8" w:sz="4"/>
+              <w:left w:val="single" w:color="CFE8D8" w:sz="4"/>
+              <w:bottom w:val="single" w:color="CFE8D8" w:sz="4"/>
+              <w:right w:val="single" w:color="CFE8D8" w:sz="4"/>
+            </w:tcBorders>
+            <w:shd w:fill="FFFFFF" w:val="clear"/>
+            <w:tcMar>
+              <w:top w:type="dxa" w:w="80"/>
+              <w:left w:type="dxa" w:w="100"/>
+              <w:bottom w:type="dxa" w:w="80"/>
+              <w:right w:type="dxa" w:w="100"/>
+            </w:tcMar>
+          </w:tcPr>
+          <w:p>
+            <w:r>
+              <w:rPr>
+                <w:sz w:val="20"/>
+                <w:szCs w:val="20"/>
+              </w:rPr>
+              <w:t xml:space="preserve">7×7</w:t>
+            </w:r>
+          </w:p>
+        </w:tc>
+        <w:tc>
+          <w:tcPr>
+            <w:tcBorders>
+              <w:top w:val="single" w:color="CFE8D8" w:sz="4"/>
+              <w:left w:val="single" w:color="CFE8D8" w:sz="4"/>
+              <w:bottom w:val="single" w:color="CFE8D8" w:sz="4"/>
+              <w:right w:val="single" w:color="CFE8D8" w:sz="4"/>
+            </w:tcBorders>
+            <w:shd w:fill="FFFFFF" w:val="clear"/>
+            <w:tcMar>
+              <w:top w:type="dxa" w:w="80"/>
+              <w:left w:type="dxa" w:w="100"/>
+              <w:bottom w:type="dxa" w:w="80"/>
+              <w:right w:type="dxa" w:w="100"/>
+            </w:tcMar>
+          </w:tcPr>
+          <w:p>
+            <w:r>
+              <w:rPr>
+                <w:sz w:val="20"/>
+                <w:szCs w:val="20"/>
+              </w:rPr>
+              <w:t xml:space="preserve">18</w:t>
+            </w:r>
+          </w:p>
+        </w:tc>
+        <w:tc>
+          <w:tcPr>
+            <w:tcBorders>
+              <w:top w:val="single" w:color="CFE8D8" w:sz="4"/>
+              <w:left w:val="single" w:color="CFE8D8" w:sz="4"/>
+              <w:bottom w:val="single" w:color="CFE8D8" w:sz="4"/>
+              <w:right w:val="single" w:color="CFE8D8" w:sz="4"/>
+            </w:tcBorders>
+            <w:shd w:fill="FFFFFF" w:val="clear"/>
+            <w:tcMar>
+              <w:top w:type="dxa" w:w="80"/>
+              <w:left w:type="dxa" w:w="100"/>
+              <w:bottom w:type="dxa" w:w="80"/>
+              <w:right w:type="dxa" w:w="100"/>
+            </w:tcMar>
+          </w:tcPr>
+          <w:p>
+            <w:r>
+              <w:rPr>
+                <w:sz w:val="20"/>
+                <w:szCs w:val="20"/>
+              </w:rPr>
+              <w:t xml:space="preserve">16× Bone</w:t>
+            </w:r>
+          </w:p>
+        </w:tc>
+      </w:tr>
+      <w:tr>
+        <w:tc>
+          <w:tcPr>
+            <w:tcBorders>
+              <w:top w:val="single" w:color="CFE8D8" w:sz="4"/>
+              <w:left w:val="single" w:color="CFE8D8" w:sz="4"/>
+              <w:bottom w:val="single" w:color="CFE8D8" w:sz="4"/>
+              <w:right w:val="single" w:color="CFE8D8" w:sz="4"/>
+            </w:tcBorders>
+            <w:shd w:fill="F0F8F4" w:val="clear"/>
+            <w:tcMar>
+              <w:top w:type="dxa" w:w="80"/>
+              <w:left w:type="dxa" w:w="100"/>
+              <w:bottom w:type="dxa" w:w="80"/>
+              <w:right w:type="dxa" w:w="100"/>
+            </w:tcMar>
+          </w:tcPr>
+          <w:p>
+            <w:r>
+              <w:rPr>
+                <w:b/>
+                <w:bCs/>
+                <w:color w:val="2D6A4F"/>
+                <w:sz w:val="20"/>
+                <w:szCs w:val="20"/>
+              </w:rPr>
+              <w:t xml:space="preserve">L7</w:t>
+            </w:r>
+          </w:p>
+        </w:tc>
+        <w:tc>
+          <w:tcPr>
+            <w:tcBorders>
+              <w:top w:val="single" w:color="CFE8D8" w:sz="4"/>
+              <w:left w:val="single" w:color="CFE8D8" w:sz="4"/>
+              <w:bottom w:val="single" w:color="CFE8D8" w:sz="4"/>
+              <w:right w:val="single" w:color="CFE8D8" w:sz="4"/>
+            </w:tcBorders>
+            <w:shd w:fill="F0F8F4" w:val="clear"/>
+            <w:tcMar>
+              <w:top w:type="dxa" w:w="80"/>
+              <w:left w:type="dxa" w:w="100"/>
+              <w:bottom w:type="dxa" w:w="80"/>
+              <w:right w:type="dxa" w:w="100"/>
+            </w:tcMar>
+          </w:tcPr>
+          <w:p>
+            <w:r>
+              <w:rPr>
+                <w:sz w:val="20"/>
+                <w:szCs w:val="20"/>
+              </w:rPr>
+              <w:t xml:space="preserve">Cretaceous Crew</w:t>
+            </w:r>
+          </w:p>
+        </w:tc>
+        <w:tc>
+          <w:tcPr>
+            <w:tcBorders>
+              <w:top w:val="single" w:color="CFE8D8" w:sz="4"/>
+              <w:left w:val="single" w:color="CFE8D8" w:sz="4"/>
+              <w:bottom w:val="single" w:color="CFE8D8" w:sz="4"/>
+              <w:right w:val="single" w:color="CFE8D8" w:sz="4"/>
+            </w:tcBorders>
+            <w:shd w:fill="F0F8F4" w:val="clear"/>
+            <w:tcMar>
+              <w:top w:type="dxa" w:w="80"/>
+              <w:left w:type="dxa" w:w="100"/>
+              <w:bottom w:type="dxa" w:w="80"/>
+              <w:right w:type="dxa" w:w="100"/>
+            </w:tcMar>
+          </w:tcPr>
+          <w:p>
+            <w:r>
+              <w:rPr>
+                <w:sz w:val="20"/>
+                <w:szCs w:val="20"/>
+              </w:rPr>
+              <w:t xml:space="preserve">7×7</w:t>
+            </w:r>
+          </w:p>
+        </w:tc>
+        <w:tc>
+          <w:tcPr>
+            <w:tcBorders>
+              <w:top w:val="single" w:color="CFE8D8" w:sz="4"/>
+              <w:left w:val="single" w:color="CFE8D8" w:sz="4"/>
+              <w:bottom w:val="single" w:color="CFE8D8" w:sz="4"/>
+              <w:right w:val="single" w:color="CFE8D8" w:sz="4"/>
+            </w:tcBorders>
+            <w:shd w:fill="F0F8F4" w:val="clear"/>
+            <w:tcMar>
+              <w:top w:type="dxa" w:w="80"/>
+              <w:left w:type="dxa" w:w="100"/>
+              <w:bottom w:type="dxa" w:w="80"/>
+              <w:right w:type="dxa" w:w="100"/>
+            </w:tcMar>
+          </w:tcPr>
+          <w:p>
+            <w:r>
+              <w:rPr>
+                <w:sz w:val="20"/>
+                <w:szCs w:val="20"/>
+              </w:rPr>
+              <w:t xml:space="preserve">20</w:t>
+            </w:r>
+          </w:p>
+        </w:tc>
+        <w:tc>
+          <w:tcPr>
+            <w:tcBorders>
+              <w:top w:val="single" w:color="CFE8D8" w:sz="4"/>
+              <w:left w:val="single" w:color="CFE8D8" w:sz="4"/>
+              <w:bottom w:val="single" w:color="CFE8D8" w:sz="4"/>
+              <w:right w:val="single" w:color="CFE8D8" w:sz="4"/>
+            </w:tcBorders>
+            <w:shd w:fill="F0F8F4" w:val="clear"/>
+            <w:tcMar>
+              <w:top w:type="dxa" w:w="80"/>
+              <w:left w:type="dxa" w:w="100"/>
+              <w:bottom w:type="dxa" w:w="80"/>
+              <w:right w:type="dxa" w:w="100"/>
+            </w:tcMar>
+          </w:tcPr>
+          <w:p>
+            <w:r>
+              <w:rPr>
+                <w:sz w:val="20"/>
+                <w:szCs w:val="20"/>
+              </w:rPr>
+              <w:t xml:space="preserve">8× Peppy + 8× Tootles</w:t>
+            </w:r>
+          </w:p>
+        </w:tc>
+      </w:tr>
+      <w:tr>
+        <w:tc>
+          <w:tcPr>
+            <w:tcBorders>
+              <w:top w:val="single" w:color="CFE8D8" w:sz="4"/>
+              <w:left w:val="single" w:color="CFE8D8" w:sz="4"/>
+              <w:bottom w:val="single" w:color="CFE8D8" w:sz="4"/>
+              <w:right w:val="single" w:color="CFE8D8" w:sz="4"/>
+            </w:tcBorders>
+            <w:shd w:fill="FFFFFF" w:val="clear"/>
+            <w:tcMar>
+              <w:top w:type="dxa" w:w="80"/>
+              <w:left w:type="dxa" w:w="100"/>
+              <w:bottom w:type="dxa" w:w="80"/>
+              <w:right w:type="dxa" w:w="100"/>
+            </w:tcMar>
+          </w:tcPr>
+          <w:p>
+            <w:r>
+              <w:rPr>
+                <w:b/>
+                <w:bCs/>
+                <w:color w:val="2D6A4F"/>
+                <w:sz w:val="20"/>
+                <w:szCs w:val="20"/>
+              </w:rPr>
+              <w:t xml:space="preserve">L8</w:t>
+            </w:r>
+          </w:p>
+        </w:tc>
+        <w:tc>
+          <w:tcPr>
+            <w:tcBorders>
+              <w:top w:val="single" w:color="CFE8D8" w:sz="4"/>
+              <w:left w:val="single" w:color="CFE8D8" w:sz="4"/>
+              <w:bottom w:val="single" w:color="CFE8D8" w:sz="4"/>
+              <w:right w:val="single" w:color="CFE8D8" w:sz="4"/>
+            </w:tcBorders>
+            <w:shd w:fill="FFFFFF" w:val="clear"/>
+            <w:tcMar>
+              <w:top w:type="dxa" w:w="80"/>
+              <w:left w:type="dxa" w:w="100"/>
+              <w:bottom w:type="dxa" w:w="80"/>
+              <w:right w:type="dxa" w:w="100"/>
+            </w:tcMar>
+          </w:tcPr>
+          <w:p>
+            <w:r>
+              <w:rPr>
+                <w:sz w:val="20"/>
+                <w:szCs w:val="20"/>
+              </w:rPr>
+              <w:t xml:space="preserve">Predator Pursuit</w:t>
+            </w:r>
+          </w:p>
+        </w:tc>
+        <w:tc>
+          <w:tcPr>
+            <w:tcBorders>
+              <w:top w:val="single" w:color="CFE8D8" w:sz="4"/>
+              <w:left w:val="single" w:color="CFE8D8" w:sz="4"/>
+              <w:bottom w:val="single" w:color="CFE8D8" w:sz="4"/>
+              <w:right w:val="single" w:color="CFE8D8" w:sz="4"/>
+            </w:tcBorders>
+            <w:shd w:fill="FFFFFF" w:val="clear"/>
+            <w:tcMar>
+              <w:top w:type="dxa" w:w="80"/>
+              <w:left w:type="dxa" w:w="100"/>
+              <w:bottom w:type="dxa" w:w="80"/>
+              <w:right w:type="dxa" w:w="100"/>
+            </w:tcMar>
+          </w:tcPr>
+          <w:p>
+            <w:r>
+              <w:rPr>
+                <w:sz w:val="20"/>
+                <w:szCs w:val="20"/>
+              </w:rPr>
+              <w:t xml:space="preserve">7×7</w:t>
+            </w:r>
+          </w:p>
+        </w:tc>
+        <w:tc>
+          <w:tcPr>
+            <w:tcBorders>
+              <w:top w:val="single" w:color="CFE8D8" w:sz="4"/>
+              <w:left w:val="single" w:color="CFE8D8" w:sz="4"/>
+              <w:bottom w:val="single" w:color="CFE8D8" w:sz="4"/>
+              <w:right w:val="single" w:color="CFE8D8" w:sz="4"/>
+            </w:tcBorders>
+            <w:shd w:fill="FFFFFF" w:val="clear"/>
+            <w:tcMar>
+              <w:top w:type="dxa" w:w="80"/>
+              <w:left w:type="dxa" w:w="100"/>
+              <w:bottom w:type="dxa" w:w="80"/>
+              <w:right w:type="dxa" w:w="100"/>
+            </w:tcMar>
+          </w:tcPr>
+          <w:p>
+            <w:r>
+              <w:rPr>
+                <w:sz w:val="20"/>
+                <w:szCs w:val="20"/>
+              </w:rPr>
+              <w:t xml:space="preserve">18</w:t>
+            </w:r>
+          </w:p>
+        </w:tc>
+        <w:tc>
+          <w:tcPr>
+            <w:tcBorders>
+              <w:top w:val="single" w:color="CFE8D8" w:sz="4"/>
+              <w:left w:val="single" w:color="CFE8D8" w:sz="4"/>
+              <w:bottom w:val="single" w:color="CFE8D8" w:sz="4"/>
+              <w:right w:val="single" w:color="CFE8D8" w:sz="4"/>
+            </w:tcBorders>
+            <w:shd w:fill="FFFFFF" w:val="clear"/>
+            <w:tcMar>
+              <w:top w:type="dxa" w:w="80"/>
+              <w:left w:type="dxa" w:w="100"/>
+              <w:bottom w:type="dxa" w:w="80"/>
+              <w:right w:type="dxa" w:w="100"/>
+            </w:tcMar>
+          </w:tcPr>
+          <w:p>
+            <w:r>
+              <w:rPr>
+                <w:sz w:val="20"/>
+                <w:szCs w:val="20"/>
+              </w:rPr>
+              <w:t xml:space="preserve">10× Victor + 8× Gigi</w:t>
+            </w:r>
+          </w:p>
+        </w:tc>
+      </w:tr>
+      <w:tr>
+        <w:tc>
+          <w:tcPr>
+            <w:tcBorders>
+              <w:top w:val="single" w:color="CFE8D8" w:sz="4"/>
+              <w:left w:val="single" w:color="CFE8D8" w:sz="4"/>
+              <w:bottom w:val="single" w:color="CFE8D8" w:sz="4"/>
+              <w:right w:val="single" w:color="CFE8D8" w:sz="4"/>
+            </w:tcBorders>
+            <w:shd w:fill="F0F8F4" w:val="clear"/>
+            <w:tcMar>
+              <w:top w:type="dxa" w:w="80"/>
+              <w:left w:type="dxa" w:w="100"/>
+              <w:bottom w:type="dxa" w:w="80"/>
+              <w:right w:type="dxa" w:w="100"/>
+            </w:tcMar>
+          </w:tcPr>
+          <w:p>
+            <w:r>
+              <w:rPr>
+                <w:b/>
+                <w:bCs/>
+                <w:color w:val="2D6A4F"/>
+                <w:sz w:val="20"/>
+                <w:szCs w:val="20"/>
+              </w:rPr>
+              <w:t xml:space="preserve">L9</w:t>
+            </w:r>
+          </w:p>
+        </w:tc>
+        <w:tc>
+          <w:tcPr>
+            <w:tcBorders>
+              <w:top w:val="single" w:color="CFE8D8" w:sz="4"/>
+              <w:left w:val="single" w:color="CFE8D8" w:sz="4"/>
+              <w:bottom w:val="single" w:color="CFE8D8" w:sz="4"/>
+              <w:right w:val="single" w:color="CFE8D8" w:sz="4"/>
+            </w:tcBorders>
+            <w:shd w:fill="F0F8F4" w:val="clear"/>
+            <w:tcMar>
+              <w:top w:type="dxa" w:w="80"/>
+              <w:left w:type="dxa" w:w="100"/>
+              <w:bottom w:type="dxa" w:w="80"/>
+              <w:right w:type="dxa" w:w="100"/>
+            </w:tcMar>
+          </w:tcPr>
+          <w:p>
+            <w:r>
+              <w:rPr>
+                <w:sz w:val="20"/>
+                <w:szCs w:val="20"/>
+              </w:rPr>
+              <w:t xml:space="preserve">Fossil Frenzy</w:t>
+            </w:r>
+          </w:p>
+        </w:tc>
+        <w:tc>
+          <w:tcPr>
+            <w:tcBorders>
+              <w:top w:val="single" w:color="CFE8D8" w:sz="4"/>
+              <w:left w:val="single" w:color="CFE8D8" w:sz="4"/>
+              <w:bottom w:val="single" w:color="CFE8D8" w:sz="4"/>
+              <w:right w:val="single" w:color="CFE8D8" w:sz="4"/>
+            </w:tcBorders>
+            <w:shd w:fill="F0F8F4" w:val="clear"/>
+            <w:tcMar>
+              <w:top w:type="dxa" w:w="80"/>
+              <w:left w:type="dxa" w:w="100"/>
+              <w:bottom w:type="dxa" w:w="80"/>
+              <w:right w:type="dxa" w:w="100"/>
+            </w:tcMar>
+          </w:tcPr>
+          <w:p>
+            <w:r>
+              <w:rPr>
+                <w:sz w:val="20"/>
+                <w:szCs w:val="20"/>
+              </w:rPr>
+              <w:t xml:space="preserve">7×7</w:t>
+            </w:r>
+          </w:p>
+        </w:tc>
+        <w:tc>
+          <w:tcPr>
+            <w:tcBorders>
+              <w:top w:val="single" w:color="CFE8D8" w:sz="4"/>
+              <w:left w:val="single" w:color="CFE8D8" w:sz="4"/>
+              <w:bottom w:val="single" w:color="CFE8D8" w:sz="4"/>
+              <w:right w:val="single" w:color="CFE8D8" w:sz="4"/>
+            </w:tcBorders>
+            <w:shd w:fill="F0F8F4" w:val="clear"/>
+            <w:tcMar>
+              <w:top w:type="dxa" w:w="80"/>
+              <w:left w:type="dxa" w:w="100"/>
+              <w:bottom w:type="dxa" w:w="80"/>
+              <w:right w:type="dxa" w:w="100"/>
+            </w:tcMar>
+          </w:tcPr>
+          <w:p>
+            <w:r>
+              <w:rPr>
+                <w:sz w:val="20"/>
+                <w:szCs w:val="20"/>
+              </w:rPr>
+              <w:t xml:space="preserve">18</w:t>
+            </w:r>
+          </w:p>
+        </w:tc>
+        <w:tc>
+          <w:tcPr>
+            <w:tcBorders>
+              <w:top w:val="single" w:color="CFE8D8" w:sz="4"/>
+              <w:left w:val="single" w:color="CFE8D8" w:sz="4"/>
+              <w:bottom w:val="single" w:color="CFE8D8" w:sz="4"/>
+              <w:right w:val="single" w:color="CFE8D8" w:sz="4"/>
+            </w:tcBorders>
+            <w:shd w:fill="F0F8F4" w:val="clear"/>
+            <w:tcMar>
+              <w:top w:type="dxa" w:w="80"/>
+              <w:left w:type="dxa" w:w="100"/>
+              <w:bottom w:type="dxa" w:w="80"/>
+              <w:right w:type="dxa" w:w="100"/>
+            </w:tcMar>
+          </w:tcPr>
+          <w:p>
+            <w:r>
+              <w:rPr>
+                <w:sz w:val="20"/>
+                <w:szCs w:val="20"/>
+              </w:rPr>
+              <w:t xml:space="preserve">12× Skippy</w:t>
+            </w:r>
+          </w:p>
+        </w:tc>
+      </w:tr>
+      <w:tr>
+        <w:tc>
+          <w:tcPr>
+            <w:tcBorders>
+              <w:top w:val="single" w:color="CFE8D8" w:sz="4"/>
+              <w:left w:val="single" w:color="CFE8D8" w:sz="4"/>
+              <w:bottom w:val="single" w:color="CFE8D8" w:sz="4"/>
+              <w:right w:val="single" w:color="CFE8D8" w:sz="4"/>
+            </w:tcBorders>
+            <w:shd w:fill="FFFFFF" w:val="clear"/>
+            <w:tcMar>
+              <w:top w:type="dxa" w:w="80"/>
+              <w:left w:type="dxa" w:w="100"/>
+              <w:bottom w:type="dxa" w:w="80"/>
+              <w:right w:type="dxa" w:w="100"/>
+            </w:tcMar>
+          </w:tcPr>
+          <w:p>
+            <w:r>
+              <w:rPr>
+                <w:b/>
+                <w:bCs/>
+                <w:color w:val="2D6A4F"/>
+                <w:sz w:val="20"/>
+                <w:szCs w:val="20"/>
+              </w:rPr>
+              <w:t xml:space="preserve">L10</w:t>
+            </w:r>
+          </w:p>
+        </w:tc>
+        <w:tc>
+          <w:tcPr>
+            <w:tcBorders>
+              <w:top w:val="single" w:color="CFE8D8" w:sz="4"/>
+              <w:left w:val="single" w:color="CFE8D8" w:sz="4"/>
+              <w:bottom w:val="single" w:color="CFE8D8" w:sz="4"/>
+              <w:right w:val="single" w:color="CFE8D8" w:sz="4"/>
+            </w:tcBorders>
+            <w:shd w:fill="FFFFFF" w:val="clear"/>
+            <w:tcMar>
+              <w:top w:type="dxa" w:w="80"/>
+              <w:left w:type="dxa" w:w="100"/>
+              <w:bottom w:type="dxa" w:w="80"/>
+              <w:right w:type="dxa" w:w="100"/>
+            </w:tcMar>
+          </w:tcPr>
+          <w:p>
+            <w:r>
+              <w:rPr>
+                <w:sz w:val="20"/>
+                <w:szCs w:val="20"/>
+              </w:rPr>
+              <w:t xml:space="preserve">The Big Smash</w:t>
+            </w:r>
+          </w:p>
+        </w:tc>
+        <w:tc>
+          <w:tcPr>
+            <w:tcBorders>
+              <w:top w:val="single" w:color="CFE8D8" w:sz="4"/>
+              <w:left w:val="single" w:color="CFE8D8" w:sz="4"/>
+              <w:bottom w:val="single" w:color="CFE8D8" w:sz="4"/>
+              <w:right w:val="single" w:color="CFE8D8" w:sz="4"/>
+            </w:tcBorders>
+            <w:shd w:fill="FFFFFF" w:val="clear"/>
+            <w:tcMar>
+              <w:top w:type="dxa" w:w="80"/>
+              <w:left w:type="dxa" w:w="100"/>
+              <w:bottom w:type="dxa" w:w="80"/>
+              <w:right w:type="dxa" w:w="100"/>
+            </w:tcMar>
+          </w:tcPr>
+          <w:p>
+            <w:r>
+              <w:rPr>
+                <w:sz w:val="20"/>
+                <w:szCs w:val="20"/>
+              </w:rPr>
+              <w:t xml:space="preserve">8×8</w:t>
+            </w:r>
+          </w:p>
+        </w:tc>
+        <w:tc>
+          <w:tcPr>
+            <w:tcBorders>
+              <w:top w:val="single" w:color="CFE8D8" w:sz="4"/>
+              <w:left w:val="single" w:color="CFE8D8" w:sz="4"/>
+              <w:bottom w:val="single" w:color="CFE8D8" w:sz="4"/>
+              <w:right w:val="single" w:color="CFE8D8" w:sz="4"/>
+            </w:tcBorders>
+            <w:shd w:fill="FFFFFF" w:val="clear"/>
+            <w:tcMar>
+              <w:top w:type="dxa" w:w="80"/>
+              <w:left w:type="dxa" w:w="100"/>
+              <w:bottom w:type="dxa" w:w="80"/>
+              <w:right w:type="dxa" w:w="100"/>
+            </w:tcMar>
+          </w:tcPr>
+          <w:p>
+            <w:r>
+              <w:rPr>
+                <w:sz w:val="20"/>
+                <w:szCs w:val="20"/>
+              </w:rPr>
+              <w:t xml:space="preserve">18</w:t>
+            </w:r>
+          </w:p>
+        </w:tc>
+        <w:tc>
+          <w:tcPr>
+            <w:tcBorders>
+              <w:top w:val="single" w:color="CFE8D8" w:sz="4"/>
+              <w:left w:val="single" w:color="CFE8D8" w:sz="4"/>
+              <w:bottom w:val="single" w:color="CFE8D8" w:sz="4"/>
+              <w:right w:val="single" w:color="CFE8D8" w:sz="4"/>
+            </w:tcBorders>
+            <w:shd w:fill="FFFFFF" w:val="clear"/>
+            <w:tcMar>
+              <w:top w:type="dxa" w:w="80"/>
+              <w:left w:type="dxa" w:w="100"/>
+              <w:bottom w:type="dxa" w:w="80"/>
+              <w:right w:type="dxa" w:w="100"/>
+            </w:tcMar>
+          </w:tcPr>
+          <w:p>
+            <w:r>
+              <w:rPr>
+                <w:sz w:val="20"/>
+                <w:szCs w:val="20"/>
+              </w:rPr>
+              <w:t xml:space="preserve">6× each of 7 tile types</w:t>
+            </w:r>
+          </w:p>
+        </w:tc>
+      </w:tr>
+    </w:tbl>
+    <w:p>
+      <w:pPr>
+        <w:pStyle w:val="Heading1"/>
+      </w:pPr>
+      <w:r>
+        <w:t xml:space="preserve">Meet the Dino Crew</w:t>
       </w:r>
     </w:p>
     <w:p>
@@ -725,7 +2273,7 @@
         <w:t xml:space="preserve">Dino-Dex: </w:t>
       </w:r>
       <w:r>
-        <w:t xml:space="preserve">The title screen has a Dino-Dex showing all 12 characters. Each dino starts locked behind a ❓ silhouette — completing the level that character first appears in unlocks them for good, with a fun celebration pop-up the moment you do!</w:t>
+        <w:t xml:space="preserve">All 12 Dino Kids characters live in the Dino-Dex on the title screen. Each starts locked behind a ❓ silhouette — complete the level that character first appears in to unlock them, with a celebration pop-up!</w:t>
       </w:r>
     </w:p>
     <w:p>
@@ -737,15 +2285,15 @@
           <w:b/>
           <w:bCs/>
         </w:rPr>
-        <w:t xml:space="preserve">Learn more about each dino: </w:t>
-      </w:r>
-      <w:r>
-        <w:t xml:space="preserve">Tap any unlocked Dino-Dex card to open its profile — a real dinosaur fact, the lesson that character learns in their story, and the title of their own Dino Kids tale.</w:t>
+        <w:t xml:space="preserve">Tap any unlocked card </w:t>
+      </w:r>
+      <w:r>
+        <w:t xml:space="preserve">to open their profile — a real dinosaur species fact, the lesson they learn in their story, and the title of their own Dino Kids tale.</w:t>
       </w:r>
     </w:p>
     <w:p>
       <w:pPr>
-        <w:spacing w:after="240"/>
+        <w:spacing w:after="120"/>
       </w:pPr>
       <w:r>
         <w:rPr>
@@ -755,12 +2303,1141 @@
         <w:t xml:space="preserve">Win-screen wisdom: </w:t>
       </w:r>
       <w:r>
-        <w:t xml:space="preserve">After clearing a level, you’ll see a short quote from that level’s dino — a reminder of the lesson their story teaches.</w:t>
+        <w:t xml:space="preserve">After clearing a level, a short moral quote from that level's dino appears — a reminder of the lesson their story teaches.</w:t>
       </w:r>
     </w:p>
+    <w:tbl>
+      <w:tblPr>
+        <w:tblW w:type="dxa" w:w="9360"/>
+        <w:tblBorders>
+          <w:top w:val="single" w:color="auto" w:sz="4"/>
+          <w:left w:val="single" w:color="auto" w:sz="4"/>
+          <w:bottom w:val="single" w:color="auto" w:sz="4"/>
+          <w:right w:val="single" w:color="auto" w:sz="4"/>
+          <w:insideH w:val="single" w:color="auto" w:sz="4"/>
+          <w:insideV w:val="single" w:color="auto" w:sz="4"/>
+        </w:tblBorders>
+      </w:tblPr>
+      <w:tblGrid>
+        <w:gridCol w:w="2340"/>
+        <w:gridCol w:w="2340"/>
+        <w:gridCol w:w="2340"/>
+        <w:gridCol w:w="2340"/>
+      </w:tblGrid>
+      <w:tr>
+        <w:tc>
+          <w:tcPr>
+            <w:tcW w:type="dxa" w:w="2340"/>
+            <w:tcBorders>
+              <w:top w:val="single" w:color="CFE8D8" w:sz="4"/>
+              <w:left w:val="single" w:color="CFE8D8" w:sz="4"/>
+              <w:bottom w:val="single" w:color="CFE8D8" w:sz="4"/>
+              <w:right w:val="single" w:color="CFE8D8" w:sz="4"/>
+            </w:tcBorders>
+            <w:tcMar>
+              <w:top w:type="dxa" w:w="100"/>
+              <w:left w:type="dxa" w:w="100"/>
+              <w:bottom w:type="dxa" w:w="100"/>
+              <w:right w:type="dxa" w:w="100"/>
+            </w:tcMar>
+          </w:tcPr>
+          <w:p>
+            <w:pPr>
+              <w:jc w:val="center"/>
+            </w:pPr>
+            <w:r>
+              <w:drawing>
+                <wp:inline distT="0" distB="0" distL="0" distR="0">
+                  <wp:extent cx="666750" cy="666750"/>
+                  <wp:effectExtent t="0" r="0" b="0" l="0"/>
+                  <wp:docPr id="1" name="" descr="" title=""/>
+                  <wp:cNvGraphicFramePr>
+                    <a:graphicFrameLocks xmlns:a="http://schemas.openxmlformats.org/drawingml/2006/main" noChangeAspect="1"/>
+                  </wp:cNvGraphicFramePr>
+                  <a:graphic xmlns:a="http://schemas.openxmlformats.org/drawingml/2006/main">
+                    <a:graphicData uri="http://schemas.openxmlformats.org/drawingml/2006/picture">
+                      <pic:pic xmlns:pic="http://schemas.openxmlformats.org/drawingml/2006/picture">
+                        <pic:nvPicPr>
+                          <pic:cNvPr id="0" name="" descr=""/>
+                          <pic:cNvPicPr>
+                            <a:picLocks noChangeAspect="1" noChangeArrowheads="1"/>
+                          </pic:cNvPicPr>
+                        </pic:nvPicPr>
+                        <pic:blipFill>
+                          <a:blip r:embed="rId11" cstate="none"/>
+                          <a:srcRect/>
+                          <a:stretch>
+                            <a:fillRect/>
+                          </a:stretch>
+                        </pic:blipFill>
+                        <pic:spPr bwMode="auto">
+                          <a:xfrm>
+                            <a:off x="0" y="0"/>
+                            <a:ext cx="666750" cy="666750"/>
+                          </a:xfrm>
+                          <a:prstGeom prst="rect">
+                            <a:avLst/>
+                          </a:prstGeom>
+                        </pic:spPr>
+                      </pic:pic>
+                    </a:graphicData>
+                  </a:graphic>
+                </wp:inline>
+              </w:drawing>
+            </w:r>
+          </w:p>
+          <w:p>
+            <w:pPr>
+              <w:spacing w:after="0"/>
+              <w:jc w:val="center"/>
+            </w:pPr>
+            <w:r>
+              <w:rPr>
+                <w:b/>
+                <w:bCs/>
+                <w:color w:val="2D6A4F"/>
+                <w:sz w:val="18"/>
+                <w:szCs w:val="18"/>
+              </w:rPr>
+              <w:t xml:space="preserve">Plato</w:t>
+            </w:r>
+          </w:p>
+          <w:p>
+            <w:pPr>
+              <w:spacing w:after="0"/>
+              <w:jc w:val="center"/>
+            </w:pPr>
+            <w:r>
+              <w:rPr>
+                <w:color w:val="888888"/>
+                <w:sz w:val="16"/>
+                <w:szCs w:val="16"/>
+              </w:rPr>
+              <w:t xml:space="preserve">Triassic</w:t>
+            </w:r>
+          </w:p>
+        </w:tc>
+        <w:tc>
+          <w:tcPr>
+            <w:tcW w:type="dxa" w:w="2340"/>
+            <w:tcBorders>
+              <w:top w:val="single" w:color="CFE8D8" w:sz="4"/>
+              <w:left w:val="single" w:color="CFE8D8" w:sz="4"/>
+              <w:bottom w:val="single" w:color="CFE8D8" w:sz="4"/>
+              <w:right w:val="single" w:color="CFE8D8" w:sz="4"/>
+            </w:tcBorders>
+            <w:tcMar>
+              <w:top w:type="dxa" w:w="100"/>
+              <w:left w:type="dxa" w:w="100"/>
+              <w:bottom w:type="dxa" w:w="100"/>
+              <w:right w:type="dxa" w:w="100"/>
+            </w:tcMar>
+          </w:tcPr>
+          <w:p>
+            <w:pPr>
+              <w:jc w:val="center"/>
+            </w:pPr>
+            <w:r>
+              <w:drawing>
+                <wp:inline distT="0" distB="0" distL="0" distR="0">
+                  <wp:extent cx="666750" cy="666750"/>
+                  <wp:effectExtent t="0" r="0" b="0" l="0"/>
+                  <wp:docPr id="1" name="" descr="" title=""/>
+                  <wp:cNvGraphicFramePr>
+                    <a:graphicFrameLocks xmlns:a="http://schemas.openxmlformats.org/drawingml/2006/main" noChangeAspect="1"/>
+                  </wp:cNvGraphicFramePr>
+                  <a:graphic xmlns:a="http://schemas.openxmlformats.org/drawingml/2006/main">
+                    <a:graphicData uri="http://schemas.openxmlformats.org/drawingml/2006/picture">
+                      <pic:pic xmlns:pic="http://schemas.openxmlformats.org/drawingml/2006/picture">
+                        <pic:nvPicPr>
+                          <pic:cNvPr id="0" name="" descr=""/>
+                          <pic:cNvPicPr>
+                            <a:picLocks noChangeAspect="1" noChangeArrowheads="1"/>
+                          </pic:cNvPicPr>
+                        </pic:nvPicPr>
+                        <pic:blipFill>
+                          <a:blip r:embed="rId12" cstate="none"/>
+                          <a:srcRect/>
+                          <a:stretch>
+                            <a:fillRect/>
+                          </a:stretch>
+                        </pic:blipFill>
+                        <pic:spPr bwMode="auto">
+                          <a:xfrm>
+                            <a:off x="0" y="0"/>
+                            <a:ext cx="666750" cy="666750"/>
+                          </a:xfrm>
+                          <a:prstGeom prst="rect">
+                            <a:avLst/>
+                          </a:prstGeom>
+                        </pic:spPr>
+                      </pic:pic>
+                    </a:graphicData>
+                  </a:graphic>
+                </wp:inline>
+              </w:drawing>
+            </w:r>
+          </w:p>
+          <w:p>
+            <w:pPr>
+              <w:spacing w:after="0"/>
+              <w:jc w:val="center"/>
+            </w:pPr>
+            <w:r>
+              <w:rPr>
+                <w:b/>
+                <w:bCs/>
+                <w:color w:val="2D6A4F"/>
+                <w:sz w:val="18"/>
+                <w:szCs w:val="18"/>
+              </w:rPr>
+              <w:t xml:space="preserve">Shorty</w:t>
+            </w:r>
+          </w:p>
+          <w:p>
+            <w:pPr>
+              <w:spacing w:after="0"/>
+              <w:jc w:val="center"/>
+            </w:pPr>
+            <w:r>
+              <w:rPr>
+                <w:color w:val="888888"/>
+                <w:sz w:val="16"/>
+                <w:szCs w:val="16"/>
+              </w:rPr>
+              <w:t xml:space="preserve">Triassic</w:t>
+            </w:r>
+          </w:p>
+        </w:tc>
+        <w:tc>
+          <w:tcPr>
+            <w:tcW w:type="dxa" w:w="2340"/>
+            <w:tcBorders>
+              <w:top w:val="single" w:color="CFE8D8" w:sz="4"/>
+              <w:left w:val="single" w:color="CFE8D8" w:sz="4"/>
+              <w:bottom w:val="single" w:color="CFE8D8" w:sz="4"/>
+              <w:right w:val="single" w:color="CFE8D8" w:sz="4"/>
+            </w:tcBorders>
+            <w:tcMar>
+              <w:top w:type="dxa" w:w="100"/>
+              <w:left w:type="dxa" w:w="100"/>
+              <w:bottom w:type="dxa" w:w="100"/>
+              <w:right w:type="dxa" w:w="100"/>
+            </w:tcMar>
+          </w:tcPr>
+          <w:p>
+            <w:pPr>
+              <w:jc w:val="center"/>
+            </w:pPr>
+            <w:r>
+              <w:drawing>
+                <wp:inline distT="0" distB="0" distL="0" distR="0">
+                  <wp:extent cx="666750" cy="666750"/>
+                  <wp:effectExtent t="0" r="0" b="0" l="0"/>
+                  <wp:docPr id="1" name="" descr="" title=""/>
+                  <wp:cNvGraphicFramePr>
+                    <a:graphicFrameLocks xmlns:a="http://schemas.openxmlformats.org/drawingml/2006/main" noChangeAspect="1"/>
+                  </wp:cNvGraphicFramePr>
+                  <a:graphic xmlns:a="http://schemas.openxmlformats.org/drawingml/2006/main">
+                    <a:graphicData uri="http://schemas.openxmlformats.org/drawingml/2006/picture">
+                      <pic:pic xmlns:pic="http://schemas.openxmlformats.org/drawingml/2006/picture">
+                        <pic:nvPicPr>
+                          <pic:cNvPr id="0" name="" descr=""/>
+                          <pic:cNvPicPr>
+                            <a:picLocks noChangeAspect="1" noChangeArrowheads="1"/>
+                          </pic:cNvPicPr>
+                        </pic:nvPicPr>
+                        <pic:blipFill>
+                          <a:blip r:embed="rId13" cstate="none"/>
+                          <a:srcRect/>
+                          <a:stretch>
+                            <a:fillRect/>
+                          </a:stretch>
+                        </pic:blipFill>
+                        <pic:spPr bwMode="auto">
+                          <a:xfrm>
+                            <a:off x="0" y="0"/>
+                            <a:ext cx="666750" cy="666750"/>
+                          </a:xfrm>
+                          <a:prstGeom prst="rect">
+                            <a:avLst/>
+                          </a:prstGeom>
+                        </pic:spPr>
+                      </pic:pic>
+                    </a:graphicData>
+                  </a:graphic>
+                </wp:inline>
+              </w:drawing>
+            </w:r>
+          </w:p>
+          <w:p>
+            <w:pPr>
+              <w:spacing w:after="0"/>
+              <w:jc w:val="center"/>
+            </w:pPr>
+            <w:r>
+              <w:rPr>
+                <w:b/>
+                <w:bCs/>
+                <w:color w:val="2D6A4F"/>
+                <w:sz w:val="18"/>
+                <w:szCs w:val="18"/>
+              </w:rPr>
+              <w:t xml:space="preserve">Benny</w:t>
+            </w:r>
+          </w:p>
+          <w:p>
+            <w:pPr>
+              <w:spacing w:after="0"/>
+              <w:jc w:val="center"/>
+            </w:pPr>
+            <w:r>
+              <w:rPr>
+                <w:color w:val="888888"/>
+                <w:sz w:val="16"/>
+                <w:szCs w:val="16"/>
+              </w:rPr>
+              <w:t xml:space="preserve">Jurassic</w:t>
+            </w:r>
+          </w:p>
+        </w:tc>
+        <w:tc>
+          <w:tcPr>
+            <w:tcW w:type="dxa" w:w="2340"/>
+            <w:tcBorders>
+              <w:top w:val="single" w:color="CFE8D8" w:sz="4"/>
+              <w:left w:val="single" w:color="CFE8D8" w:sz="4"/>
+              <w:bottom w:val="single" w:color="CFE8D8" w:sz="4"/>
+              <w:right w:val="single" w:color="CFE8D8" w:sz="4"/>
+            </w:tcBorders>
+            <w:tcMar>
+              <w:top w:type="dxa" w:w="100"/>
+              <w:left w:type="dxa" w:w="100"/>
+              <w:bottom w:type="dxa" w:w="100"/>
+              <w:right w:type="dxa" w:w="100"/>
+            </w:tcMar>
+          </w:tcPr>
+          <w:p>
+            <w:pPr>
+              <w:jc w:val="center"/>
+            </w:pPr>
+            <w:r>
+              <w:drawing>
+                <wp:inline distT="0" distB="0" distL="0" distR="0">
+                  <wp:extent cx="666750" cy="666750"/>
+                  <wp:effectExtent t="0" r="0" b="0" l="0"/>
+                  <wp:docPr id="1" name="" descr="" title=""/>
+                  <wp:cNvGraphicFramePr>
+                    <a:graphicFrameLocks xmlns:a="http://schemas.openxmlformats.org/drawingml/2006/main" noChangeAspect="1"/>
+                  </wp:cNvGraphicFramePr>
+                  <a:graphic xmlns:a="http://schemas.openxmlformats.org/drawingml/2006/main">
+                    <a:graphicData uri="http://schemas.openxmlformats.org/drawingml/2006/picture">
+                      <pic:pic xmlns:pic="http://schemas.openxmlformats.org/drawingml/2006/picture">
+                        <pic:nvPicPr>
+                          <pic:cNvPr id="0" name="" descr=""/>
+                          <pic:cNvPicPr>
+                            <a:picLocks noChangeAspect="1" noChangeArrowheads="1"/>
+                          </pic:cNvPicPr>
+                        </pic:nvPicPr>
+                        <pic:blipFill>
+                          <a:blip r:embed="rId14" cstate="none"/>
+                          <a:srcRect/>
+                          <a:stretch>
+                            <a:fillRect/>
+                          </a:stretch>
+                        </pic:blipFill>
+                        <pic:spPr bwMode="auto">
+                          <a:xfrm>
+                            <a:off x="0" y="0"/>
+                            <a:ext cx="666750" cy="666750"/>
+                          </a:xfrm>
+                          <a:prstGeom prst="rect">
+                            <a:avLst/>
+                          </a:prstGeom>
+                        </pic:spPr>
+                      </pic:pic>
+                    </a:graphicData>
+                  </a:graphic>
+                </wp:inline>
+              </w:drawing>
+            </w:r>
+          </w:p>
+          <w:p>
+            <w:pPr>
+              <w:spacing w:after="0"/>
+              <w:jc w:val="center"/>
+            </w:pPr>
+            <w:r>
+              <w:rPr>
+                <w:b/>
+                <w:bCs/>
+                <w:color w:val="2D6A4F"/>
+                <w:sz w:val="18"/>
+                <w:szCs w:val="18"/>
+              </w:rPr>
+              <w:t xml:space="preserve">Babs</w:t>
+            </w:r>
+          </w:p>
+          <w:p>
+            <w:pPr>
+              <w:spacing w:after="0"/>
+              <w:jc w:val="center"/>
+            </w:pPr>
+            <w:r>
+              <w:rPr>
+                <w:color w:val="888888"/>
+                <w:sz w:val="16"/>
+                <w:szCs w:val="16"/>
+              </w:rPr>
+              <w:t xml:space="preserve">Jurassic</w:t>
+            </w:r>
+          </w:p>
+        </w:tc>
+      </w:tr>
+      <w:tr>
+        <w:tc>
+          <w:tcPr>
+            <w:tcW w:type="dxa" w:w="2340"/>
+            <w:tcBorders>
+              <w:top w:val="single" w:color="CFE8D8" w:sz="4"/>
+              <w:left w:val="single" w:color="CFE8D8" w:sz="4"/>
+              <w:bottom w:val="single" w:color="CFE8D8" w:sz="4"/>
+              <w:right w:val="single" w:color="CFE8D8" w:sz="4"/>
+            </w:tcBorders>
+            <w:tcMar>
+              <w:top w:type="dxa" w:w="100"/>
+              <w:left w:type="dxa" w:w="100"/>
+              <w:bottom w:type="dxa" w:w="100"/>
+              <w:right w:type="dxa" w:w="100"/>
+            </w:tcMar>
+          </w:tcPr>
+          <w:p>
+            <w:pPr>
+              <w:jc w:val="center"/>
+            </w:pPr>
+            <w:r>
+              <w:drawing>
+                <wp:inline distT="0" distB="0" distL="0" distR="0">
+                  <wp:extent cx="666750" cy="666750"/>
+                  <wp:effectExtent t="0" r="0" b="0" l="0"/>
+                  <wp:docPr id="1" name="" descr="" title=""/>
+                  <wp:cNvGraphicFramePr>
+                    <a:graphicFrameLocks xmlns:a="http://schemas.openxmlformats.org/drawingml/2006/main" noChangeAspect="1"/>
+                  </wp:cNvGraphicFramePr>
+                  <a:graphic xmlns:a="http://schemas.openxmlformats.org/drawingml/2006/main">
+                    <a:graphicData uri="http://schemas.openxmlformats.org/drawingml/2006/picture">
+                      <pic:pic xmlns:pic="http://schemas.openxmlformats.org/drawingml/2006/picture">
+                        <pic:nvPicPr>
+                          <pic:cNvPr id="0" name="" descr=""/>
+                          <pic:cNvPicPr>
+                            <a:picLocks noChangeAspect="1" noChangeArrowheads="1"/>
+                          </pic:cNvPicPr>
+                        </pic:nvPicPr>
+                        <pic:blipFill>
+                          <a:blip r:embed="rId15" cstate="none"/>
+                          <a:srcRect/>
+                          <a:stretch>
+                            <a:fillRect/>
+                          </a:stretch>
+                        </pic:blipFill>
+                        <pic:spPr bwMode="auto">
+                          <a:xfrm>
+                            <a:off x="0" y="0"/>
+                            <a:ext cx="666750" cy="666750"/>
+                          </a:xfrm>
+                          <a:prstGeom prst="rect">
+                            <a:avLst/>
+                          </a:prstGeom>
+                        </pic:spPr>
+                      </pic:pic>
+                    </a:graphicData>
+                  </a:graphic>
+                </wp:inline>
+              </w:drawing>
+            </w:r>
+          </w:p>
+          <w:p>
+            <w:pPr>
+              <w:spacing w:after="0"/>
+              <w:jc w:val="center"/>
+            </w:pPr>
+            <w:r>
+              <w:rPr>
+                <w:b/>
+                <w:bCs/>
+                <w:color w:val="2D6A4F"/>
+                <w:sz w:val="18"/>
+                <w:szCs w:val="18"/>
+              </w:rPr>
+              <w:t xml:space="preserve">Salty</w:t>
+            </w:r>
+          </w:p>
+          <w:p>
+            <w:pPr>
+              <w:spacing w:after="0"/>
+              <w:jc w:val="center"/>
+            </w:pPr>
+            <w:r>
+              <w:rPr>
+                <w:color w:val="888888"/>
+                <w:sz w:val="16"/>
+                <w:szCs w:val="16"/>
+              </w:rPr>
+              <w:t xml:space="preserve">Jurassic</w:t>
+            </w:r>
+          </w:p>
+        </w:tc>
+        <w:tc>
+          <w:tcPr>
+            <w:tcW w:type="dxa" w:w="2340"/>
+            <w:tcBorders>
+              <w:top w:val="single" w:color="CFE8D8" w:sz="4"/>
+              <w:left w:val="single" w:color="CFE8D8" w:sz="4"/>
+              <w:bottom w:val="single" w:color="CFE8D8" w:sz="4"/>
+              <w:right w:val="single" w:color="CFE8D8" w:sz="4"/>
+            </w:tcBorders>
+            <w:tcMar>
+              <w:top w:type="dxa" w:w="100"/>
+              <w:left w:type="dxa" w:w="100"/>
+              <w:bottom w:type="dxa" w:w="100"/>
+              <w:right w:type="dxa" w:w="100"/>
+            </w:tcMar>
+          </w:tcPr>
+          <w:p>
+            <w:pPr>
+              <w:jc w:val="center"/>
+            </w:pPr>
+            <w:r>
+              <w:drawing>
+                <wp:inline distT="0" distB="0" distL="0" distR="0">
+                  <wp:extent cx="666750" cy="666750"/>
+                  <wp:effectExtent t="0" r="0" b="0" l="0"/>
+                  <wp:docPr id="1" name="" descr="" title=""/>
+                  <wp:cNvGraphicFramePr>
+                    <a:graphicFrameLocks xmlns:a="http://schemas.openxmlformats.org/drawingml/2006/main" noChangeAspect="1"/>
+                  </wp:cNvGraphicFramePr>
+                  <a:graphic xmlns:a="http://schemas.openxmlformats.org/drawingml/2006/main">
+                    <a:graphicData uri="http://schemas.openxmlformats.org/drawingml/2006/picture">
+                      <pic:pic xmlns:pic="http://schemas.openxmlformats.org/drawingml/2006/picture">
+                        <pic:nvPicPr>
+                          <pic:cNvPr id="0" name="" descr=""/>
+                          <pic:cNvPicPr>
+                            <a:picLocks noChangeAspect="1" noChangeArrowheads="1"/>
+                          </pic:cNvPicPr>
+                        </pic:nvPicPr>
+                        <pic:blipFill>
+                          <a:blip r:embed="rId16" cstate="none"/>
+                          <a:srcRect/>
+                          <a:stretch>
+                            <a:fillRect/>
+                          </a:stretch>
+                        </pic:blipFill>
+                        <pic:spPr bwMode="auto">
+                          <a:xfrm>
+                            <a:off x="0" y="0"/>
+                            <a:ext cx="666750" cy="666750"/>
+                          </a:xfrm>
+                          <a:prstGeom prst="rect">
+                            <a:avLst/>
+                          </a:prstGeom>
+                        </pic:spPr>
+                      </pic:pic>
+                    </a:graphicData>
+                  </a:graphic>
+                </wp:inline>
+              </w:drawing>
+            </w:r>
+          </w:p>
+          <w:p>
+            <w:pPr>
+              <w:spacing w:after="0"/>
+              <w:jc w:val="center"/>
+            </w:pPr>
+            <w:r>
+              <w:rPr>
+                <w:b/>
+                <w:bCs/>
+                <w:color w:val="2D6A4F"/>
+                <w:sz w:val="18"/>
+                <w:szCs w:val="18"/>
+              </w:rPr>
+              <w:t xml:space="preserve">Ziggy</w:t>
+            </w:r>
+          </w:p>
+          <w:p>
+            <w:pPr>
+              <w:spacing w:after="0"/>
+              <w:jc w:val="center"/>
+            </w:pPr>
+            <w:r>
+              <w:rPr>
+                <w:color w:val="888888"/>
+                <w:sz w:val="16"/>
+                <w:szCs w:val="16"/>
+              </w:rPr>
+              <w:t xml:space="preserve">Jurassic</w:t>
+            </w:r>
+          </w:p>
+        </w:tc>
+        <w:tc>
+          <w:tcPr>
+            <w:tcW w:type="dxa" w:w="2340"/>
+            <w:tcBorders>
+              <w:top w:val="single" w:color="CFE8D8" w:sz="4"/>
+              <w:left w:val="single" w:color="CFE8D8" w:sz="4"/>
+              <w:bottom w:val="single" w:color="CFE8D8" w:sz="4"/>
+              <w:right w:val="single" w:color="CFE8D8" w:sz="4"/>
+            </w:tcBorders>
+            <w:tcMar>
+              <w:top w:type="dxa" w:w="100"/>
+              <w:left w:type="dxa" w:w="100"/>
+              <w:bottom w:type="dxa" w:w="100"/>
+              <w:right w:type="dxa" w:w="100"/>
+            </w:tcMar>
+          </w:tcPr>
+          <w:p>
+            <w:pPr>
+              <w:jc w:val="center"/>
+            </w:pPr>
+            <w:r>
+              <w:drawing>
+                <wp:inline distT="0" distB="0" distL="0" distR="0">
+                  <wp:extent cx="666750" cy="666750"/>
+                  <wp:effectExtent t="0" r="0" b="0" l="0"/>
+                  <wp:docPr id="1" name="" descr="" title=""/>
+                  <wp:cNvGraphicFramePr>
+                    <a:graphicFrameLocks xmlns:a="http://schemas.openxmlformats.org/drawingml/2006/main" noChangeAspect="1"/>
+                  </wp:cNvGraphicFramePr>
+                  <a:graphic xmlns:a="http://schemas.openxmlformats.org/drawingml/2006/main">
+                    <a:graphicData uri="http://schemas.openxmlformats.org/drawingml/2006/picture">
+                      <pic:pic xmlns:pic="http://schemas.openxmlformats.org/drawingml/2006/picture">
+                        <pic:nvPicPr>
+                          <pic:cNvPr id="0" name="" descr=""/>
+                          <pic:cNvPicPr>
+                            <a:picLocks noChangeAspect="1" noChangeArrowheads="1"/>
+                          </pic:cNvPicPr>
+                        </pic:nvPicPr>
+                        <pic:blipFill>
+                          <a:blip r:embed="rId17" cstate="none"/>
+                          <a:srcRect/>
+                          <a:stretch>
+                            <a:fillRect/>
+                          </a:stretch>
+                        </pic:blipFill>
+                        <pic:spPr bwMode="auto">
+                          <a:xfrm>
+                            <a:off x="0" y="0"/>
+                            <a:ext cx="666750" cy="666750"/>
+                          </a:xfrm>
+                          <a:prstGeom prst="rect">
+                            <a:avLst/>
+                          </a:prstGeom>
+                        </pic:spPr>
+                      </pic:pic>
+                    </a:graphicData>
+                  </a:graphic>
+                </wp:inline>
+              </w:drawing>
+            </w:r>
+          </w:p>
+          <w:p>
+            <w:pPr>
+              <w:spacing w:after="0"/>
+              <w:jc w:val="center"/>
+            </w:pPr>
+            <w:r>
+              <w:rPr>
+                <w:b/>
+                <w:bCs/>
+                <w:color w:val="2D6A4F"/>
+                <w:sz w:val="18"/>
+                <w:szCs w:val="18"/>
+              </w:rPr>
+              <w:t xml:space="preserve">Patsy</w:t>
+            </w:r>
+          </w:p>
+          <w:p>
+            <w:pPr>
+              <w:spacing w:after="0"/>
+              <w:jc w:val="center"/>
+            </w:pPr>
+            <w:r>
+              <w:rPr>
+                <w:color w:val="888888"/>
+                <w:sz w:val="16"/>
+                <w:szCs w:val="16"/>
+              </w:rPr>
+              <w:t xml:space="preserve">Jurassic</w:t>
+            </w:r>
+          </w:p>
+        </w:tc>
+        <w:tc>
+          <w:tcPr>
+            <w:tcW w:type="dxa" w:w="2340"/>
+            <w:tcBorders>
+              <w:top w:val="single" w:color="CFE8D8" w:sz="4"/>
+              <w:left w:val="single" w:color="CFE8D8" w:sz="4"/>
+              <w:bottom w:val="single" w:color="CFE8D8" w:sz="4"/>
+              <w:right w:val="single" w:color="CFE8D8" w:sz="4"/>
+            </w:tcBorders>
+            <w:tcMar>
+              <w:top w:type="dxa" w:w="100"/>
+              <w:left w:type="dxa" w:w="100"/>
+              <w:bottom w:type="dxa" w:w="100"/>
+              <w:right w:type="dxa" w:w="100"/>
+            </w:tcMar>
+          </w:tcPr>
+          <w:p>
+            <w:pPr>
+              <w:jc w:val="center"/>
+            </w:pPr>
+            <w:r>
+              <w:drawing>
+                <wp:inline distT="0" distB="0" distL="0" distR="0">
+                  <wp:extent cx="666750" cy="666750"/>
+                  <wp:effectExtent t="0" r="0" b="0" l="0"/>
+                  <wp:docPr id="1" name="" descr="" title=""/>
+                  <wp:cNvGraphicFramePr>
+                    <a:graphicFrameLocks xmlns:a="http://schemas.openxmlformats.org/drawingml/2006/main" noChangeAspect="1"/>
+                  </wp:cNvGraphicFramePr>
+                  <a:graphic xmlns:a="http://schemas.openxmlformats.org/drawingml/2006/main">
+                    <a:graphicData uri="http://schemas.openxmlformats.org/drawingml/2006/picture">
+                      <pic:pic xmlns:pic="http://schemas.openxmlformats.org/drawingml/2006/picture">
+                        <pic:nvPicPr>
+                          <pic:cNvPr id="0" name="" descr=""/>
+                          <pic:cNvPicPr>
+                            <a:picLocks noChangeAspect="1" noChangeArrowheads="1"/>
+                          </pic:cNvPicPr>
+                        </pic:nvPicPr>
+                        <pic:blipFill>
+                          <a:blip r:embed="rId18" cstate="none"/>
+                          <a:srcRect/>
+                          <a:stretch>
+                            <a:fillRect/>
+                          </a:stretch>
+                        </pic:blipFill>
+                        <pic:spPr bwMode="auto">
+                          <a:xfrm>
+                            <a:off x="0" y="0"/>
+                            <a:ext cx="666750" cy="666750"/>
+                          </a:xfrm>
+                          <a:prstGeom prst="rect">
+                            <a:avLst/>
+                          </a:prstGeom>
+                        </pic:spPr>
+                      </pic:pic>
+                    </a:graphicData>
+                  </a:graphic>
+                </wp:inline>
+              </w:drawing>
+            </w:r>
+          </w:p>
+          <w:p>
+            <w:pPr>
+              <w:spacing w:after="0"/>
+              <w:jc w:val="center"/>
+            </w:pPr>
+            <w:r>
+              <w:rPr>
+                <w:b/>
+                <w:bCs/>
+                <w:color w:val="2D6A4F"/>
+                <w:sz w:val="18"/>
+                <w:szCs w:val="18"/>
+              </w:rPr>
+              <w:t xml:space="preserve">Peppy</w:t>
+            </w:r>
+          </w:p>
+          <w:p>
+            <w:pPr>
+              <w:spacing w:after="0"/>
+              <w:jc w:val="center"/>
+            </w:pPr>
+            <w:r>
+              <w:rPr>
+                <w:color w:val="888888"/>
+                <w:sz w:val="16"/>
+                <w:szCs w:val="16"/>
+              </w:rPr>
+              <w:t xml:space="preserve">Cretaceous</w:t>
+            </w:r>
+          </w:p>
+        </w:tc>
+      </w:tr>
+      <w:tr>
+        <w:tc>
+          <w:tcPr>
+            <w:tcW w:type="dxa" w:w="2340"/>
+            <w:tcBorders>
+              <w:top w:val="single" w:color="CFE8D8" w:sz="4"/>
+              <w:left w:val="single" w:color="CFE8D8" w:sz="4"/>
+              <w:bottom w:val="single" w:color="CFE8D8" w:sz="4"/>
+              <w:right w:val="single" w:color="CFE8D8" w:sz="4"/>
+            </w:tcBorders>
+            <w:tcMar>
+              <w:top w:type="dxa" w:w="100"/>
+              <w:left w:type="dxa" w:w="100"/>
+              <w:bottom w:type="dxa" w:w="100"/>
+              <w:right w:type="dxa" w:w="100"/>
+            </w:tcMar>
+          </w:tcPr>
+          <w:p>
+            <w:pPr>
+              <w:jc w:val="center"/>
+            </w:pPr>
+            <w:r>
+              <w:drawing>
+                <wp:inline distT="0" distB="0" distL="0" distR="0">
+                  <wp:extent cx="666750" cy="666750"/>
+                  <wp:effectExtent t="0" r="0" b="0" l="0"/>
+                  <wp:docPr id="1" name="" descr="" title=""/>
+                  <wp:cNvGraphicFramePr>
+                    <a:graphicFrameLocks xmlns:a="http://schemas.openxmlformats.org/drawingml/2006/main" noChangeAspect="1"/>
+                  </wp:cNvGraphicFramePr>
+                  <a:graphic xmlns:a="http://schemas.openxmlformats.org/drawingml/2006/main">
+                    <a:graphicData uri="http://schemas.openxmlformats.org/drawingml/2006/picture">
+                      <pic:pic xmlns:pic="http://schemas.openxmlformats.org/drawingml/2006/picture">
+                        <pic:nvPicPr>
+                          <pic:cNvPr id="0" name="" descr=""/>
+                          <pic:cNvPicPr>
+                            <a:picLocks noChangeAspect="1" noChangeArrowheads="1"/>
+                          </pic:cNvPicPr>
+                        </pic:nvPicPr>
+                        <pic:blipFill>
+                          <a:blip r:embed="rId19" cstate="none"/>
+                          <a:srcRect/>
+                          <a:stretch>
+                            <a:fillRect/>
+                          </a:stretch>
+                        </pic:blipFill>
+                        <pic:spPr bwMode="auto">
+                          <a:xfrm>
+                            <a:off x="0" y="0"/>
+                            <a:ext cx="666750" cy="666750"/>
+                          </a:xfrm>
+                          <a:prstGeom prst="rect">
+                            <a:avLst/>
+                          </a:prstGeom>
+                        </pic:spPr>
+                      </pic:pic>
+                    </a:graphicData>
+                  </a:graphic>
+                </wp:inline>
+              </w:drawing>
+            </w:r>
+          </w:p>
+          <w:p>
+            <w:pPr>
+              <w:spacing w:after="0"/>
+              <w:jc w:val="center"/>
+            </w:pPr>
+            <w:r>
+              <w:rPr>
+                <w:b/>
+                <w:bCs/>
+                <w:color w:val="2D6A4F"/>
+                <w:sz w:val="18"/>
+                <w:szCs w:val="18"/>
+              </w:rPr>
+              <w:t xml:space="preserve">Tootles</w:t>
+            </w:r>
+          </w:p>
+          <w:p>
+            <w:pPr>
+              <w:spacing w:after="0"/>
+              <w:jc w:val="center"/>
+            </w:pPr>
+            <w:r>
+              <w:rPr>
+                <w:color w:val="888888"/>
+                <w:sz w:val="16"/>
+                <w:szCs w:val="16"/>
+              </w:rPr>
+              <w:t xml:space="preserve">Cretaceous</w:t>
+            </w:r>
+          </w:p>
+        </w:tc>
+        <w:tc>
+          <w:tcPr>
+            <w:tcW w:type="dxa" w:w="2340"/>
+            <w:tcBorders>
+              <w:top w:val="single" w:color="CFE8D8" w:sz="4"/>
+              <w:left w:val="single" w:color="CFE8D8" w:sz="4"/>
+              <w:bottom w:val="single" w:color="CFE8D8" w:sz="4"/>
+              <w:right w:val="single" w:color="CFE8D8" w:sz="4"/>
+            </w:tcBorders>
+            <w:tcMar>
+              <w:top w:type="dxa" w:w="100"/>
+              <w:left w:type="dxa" w:w="100"/>
+              <w:bottom w:type="dxa" w:w="100"/>
+              <w:right w:type="dxa" w:w="100"/>
+            </w:tcMar>
+          </w:tcPr>
+          <w:p>
+            <w:pPr>
+              <w:jc w:val="center"/>
+            </w:pPr>
+            <w:r>
+              <w:drawing>
+                <wp:inline distT="0" distB="0" distL="0" distR="0">
+                  <wp:extent cx="666750" cy="666750"/>
+                  <wp:effectExtent t="0" r="0" b="0" l="0"/>
+                  <wp:docPr id="1" name="" descr="" title=""/>
+                  <wp:cNvGraphicFramePr>
+                    <a:graphicFrameLocks xmlns:a="http://schemas.openxmlformats.org/drawingml/2006/main" noChangeAspect="1"/>
+                  </wp:cNvGraphicFramePr>
+                  <a:graphic xmlns:a="http://schemas.openxmlformats.org/drawingml/2006/main">
+                    <a:graphicData uri="http://schemas.openxmlformats.org/drawingml/2006/picture">
+                      <pic:pic xmlns:pic="http://schemas.openxmlformats.org/drawingml/2006/picture">
+                        <pic:nvPicPr>
+                          <pic:cNvPr id="0" name="" descr=""/>
+                          <pic:cNvPicPr>
+                            <a:picLocks noChangeAspect="1" noChangeArrowheads="1"/>
+                          </pic:cNvPicPr>
+                        </pic:nvPicPr>
+                        <pic:blipFill>
+                          <a:blip r:embed="rId20" cstate="none"/>
+                          <a:srcRect/>
+                          <a:stretch>
+                            <a:fillRect/>
+                          </a:stretch>
+                        </pic:blipFill>
+                        <pic:spPr bwMode="auto">
+                          <a:xfrm>
+                            <a:off x="0" y="0"/>
+                            <a:ext cx="666750" cy="666750"/>
+                          </a:xfrm>
+                          <a:prstGeom prst="rect">
+                            <a:avLst/>
+                          </a:prstGeom>
+                        </pic:spPr>
+                      </pic:pic>
+                    </a:graphicData>
+                  </a:graphic>
+                </wp:inline>
+              </w:drawing>
+            </w:r>
+          </w:p>
+          <w:p>
+            <w:pPr>
+              <w:spacing w:after="0"/>
+              <w:jc w:val="center"/>
+            </w:pPr>
+            <w:r>
+              <w:rPr>
+                <w:b/>
+                <w:bCs/>
+                <w:color w:val="2D6A4F"/>
+                <w:sz w:val="18"/>
+                <w:szCs w:val="18"/>
+              </w:rPr>
+              <w:t xml:space="preserve">Skippy</w:t>
+            </w:r>
+          </w:p>
+          <w:p>
+            <w:pPr>
+              <w:spacing w:after="0"/>
+              <w:jc w:val="center"/>
+            </w:pPr>
+            <w:r>
+              <w:rPr>
+                <w:color w:val="888888"/>
+                <w:sz w:val="16"/>
+                <w:szCs w:val="16"/>
+              </w:rPr>
+              <w:t xml:space="preserve">Cretaceous</w:t>
+            </w:r>
+          </w:p>
+        </w:tc>
+        <w:tc>
+          <w:tcPr>
+            <w:tcW w:type="dxa" w:w="2340"/>
+            <w:tcBorders>
+              <w:top w:val="single" w:color="CFE8D8" w:sz="4"/>
+              <w:left w:val="single" w:color="CFE8D8" w:sz="4"/>
+              <w:bottom w:val="single" w:color="CFE8D8" w:sz="4"/>
+              <w:right w:val="single" w:color="CFE8D8" w:sz="4"/>
+            </w:tcBorders>
+            <w:tcMar>
+              <w:top w:type="dxa" w:w="100"/>
+              <w:left w:type="dxa" w:w="100"/>
+              <w:bottom w:type="dxa" w:w="100"/>
+              <w:right w:type="dxa" w:w="100"/>
+            </w:tcMar>
+          </w:tcPr>
+          <w:p>
+            <w:pPr>
+              <w:jc w:val="center"/>
+            </w:pPr>
+            <w:r>
+              <w:drawing>
+                <wp:inline distT="0" distB="0" distL="0" distR="0">
+                  <wp:extent cx="666750" cy="666750"/>
+                  <wp:effectExtent t="0" r="0" b="0" l="0"/>
+                  <wp:docPr id="1" name="" descr="" title=""/>
+                  <wp:cNvGraphicFramePr>
+                    <a:graphicFrameLocks xmlns:a="http://schemas.openxmlformats.org/drawingml/2006/main" noChangeAspect="1"/>
+                  </wp:cNvGraphicFramePr>
+                  <a:graphic xmlns:a="http://schemas.openxmlformats.org/drawingml/2006/main">
+                    <a:graphicData uri="http://schemas.openxmlformats.org/drawingml/2006/picture">
+                      <pic:pic xmlns:pic="http://schemas.openxmlformats.org/drawingml/2006/picture">
+                        <pic:nvPicPr>
+                          <pic:cNvPr id="0" name="" descr=""/>
+                          <pic:cNvPicPr>
+                            <a:picLocks noChangeAspect="1" noChangeArrowheads="1"/>
+                          </pic:cNvPicPr>
+                        </pic:nvPicPr>
+                        <pic:blipFill>
+                          <a:blip r:embed="rId21" cstate="none"/>
+                          <a:srcRect/>
+                          <a:stretch>
+                            <a:fillRect/>
+                          </a:stretch>
+                        </pic:blipFill>
+                        <pic:spPr bwMode="auto">
+                          <a:xfrm>
+                            <a:off x="0" y="0"/>
+                            <a:ext cx="666750" cy="666750"/>
+                          </a:xfrm>
+                          <a:prstGeom prst="rect">
+                            <a:avLst/>
+                          </a:prstGeom>
+                        </pic:spPr>
+                      </pic:pic>
+                    </a:graphicData>
+                  </a:graphic>
+                </wp:inline>
+              </w:drawing>
+            </w:r>
+          </w:p>
+          <w:p>
+            <w:pPr>
+              <w:spacing w:after="0"/>
+              <w:jc w:val="center"/>
+            </w:pPr>
+            <w:r>
+              <w:rPr>
+                <w:b/>
+                <w:bCs/>
+                <w:color w:val="2D6A4F"/>
+                <w:sz w:val="18"/>
+                <w:szCs w:val="18"/>
+              </w:rPr>
+              <w:t xml:space="preserve">Victor</w:t>
+            </w:r>
+          </w:p>
+          <w:p>
+            <w:pPr>
+              <w:spacing w:after="0"/>
+              <w:jc w:val="center"/>
+            </w:pPr>
+            <w:r>
+              <w:rPr>
+                <w:color w:val="888888"/>
+                <w:sz w:val="16"/>
+                <w:szCs w:val="16"/>
+              </w:rPr>
+              <w:t xml:space="preserve">Cretaceous</w:t>
+            </w:r>
+          </w:p>
+        </w:tc>
+        <w:tc>
+          <w:tcPr>
+            <w:tcW w:type="dxa" w:w="2340"/>
+            <w:tcBorders>
+              <w:top w:val="single" w:color="CFE8D8" w:sz="4"/>
+              <w:left w:val="single" w:color="CFE8D8" w:sz="4"/>
+              <w:bottom w:val="single" w:color="CFE8D8" w:sz="4"/>
+              <w:right w:val="single" w:color="CFE8D8" w:sz="4"/>
+            </w:tcBorders>
+            <w:tcMar>
+              <w:top w:type="dxa" w:w="100"/>
+              <w:left w:type="dxa" w:w="100"/>
+              <w:bottom w:type="dxa" w:w="100"/>
+              <w:right w:type="dxa" w:w="100"/>
+            </w:tcMar>
+          </w:tcPr>
+          <w:p>
+            <w:pPr>
+              <w:jc w:val="center"/>
+            </w:pPr>
+            <w:r>
+              <w:drawing>
+                <wp:inline distT="0" distB="0" distL="0" distR="0">
+                  <wp:extent cx="666750" cy="666750"/>
+                  <wp:effectExtent t="0" r="0" b="0" l="0"/>
+                  <wp:docPr id="1" name="" descr="" title=""/>
+                  <wp:cNvGraphicFramePr>
+                    <a:graphicFrameLocks xmlns:a="http://schemas.openxmlformats.org/drawingml/2006/main" noChangeAspect="1"/>
+                  </wp:cNvGraphicFramePr>
+                  <a:graphic xmlns:a="http://schemas.openxmlformats.org/drawingml/2006/main">
+                    <a:graphicData uri="http://schemas.openxmlformats.org/drawingml/2006/picture">
+                      <pic:pic xmlns:pic="http://schemas.openxmlformats.org/drawingml/2006/picture">
+                        <pic:nvPicPr>
+                          <pic:cNvPr id="0" name="" descr=""/>
+                          <pic:cNvPicPr>
+                            <a:picLocks noChangeAspect="1" noChangeArrowheads="1"/>
+                          </pic:cNvPicPr>
+                        </pic:nvPicPr>
+                        <pic:blipFill>
+                          <a:blip r:embed="rId22" cstate="none"/>
+                          <a:srcRect/>
+                          <a:stretch>
+                            <a:fillRect/>
+                          </a:stretch>
+                        </pic:blipFill>
+                        <pic:spPr bwMode="auto">
+                          <a:xfrm>
+                            <a:off x="0" y="0"/>
+                            <a:ext cx="666750" cy="666750"/>
+                          </a:xfrm>
+                          <a:prstGeom prst="rect">
+                            <a:avLst/>
+                          </a:prstGeom>
+                        </pic:spPr>
+                      </pic:pic>
+                    </a:graphicData>
+                  </a:graphic>
+                </wp:inline>
+              </w:drawing>
+            </w:r>
+          </w:p>
+          <w:p>
+            <w:pPr>
+              <w:spacing w:after="0"/>
+              <w:jc w:val="center"/>
+            </w:pPr>
+            <w:r>
+              <w:rPr>
+                <w:b/>
+                <w:bCs/>
+                <w:color w:val="2D6A4F"/>
+                <w:sz w:val="18"/>
+                <w:szCs w:val="18"/>
+              </w:rPr>
+              <w:t xml:space="preserve">Gigi</w:t>
+            </w:r>
+          </w:p>
+          <w:p>
+            <w:pPr>
+              <w:spacing w:after="0"/>
+              <w:jc w:val="center"/>
+            </w:pPr>
+            <w:r>
+              <w:rPr>
+                <w:color w:val="888888"/>
+                <w:sz w:val="16"/>
+                <w:szCs w:val="16"/>
+              </w:rPr>
+              <w:t xml:space="preserve">Cretaceous</w:t>
+            </w:r>
+          </w:p>
+        </w:tc>
+      </w:tr>
+    </w:tbl>
     <w:p>
       <w:pPr>
-        <w:spacing w:before="480"/>
+        <w:spacing w:before="500"/>
         <w:jc w:val="center"/>
       </w:pPr>
       <w:r>
@@ -769,7 +3446,7 @@
           <w:iCs/>
           <w:color w:val="52796F"/>
         </w:rPr>
-        <w:t xml:space="preserve">Have fun smashing through the Triassic, Jurassic, and Cretaceous! 🦖</w:t>
+        <w:t xml:space="preserve">Have fun smashing through the Triassic, Jurassic, and Cretaceous! 🦕</w:t>
       </w:r>
     </w:p>
     <w:sectPr>
@@ -1213,8 +3890,7 @@
     <w:next w:val="Normal"/>
     <w:qFormat/>
     <w:pPr>
-      <w:spacing w:after="240" w:before="0"/>
-      <w:outlineLvl w:val="0"/>
+      <w:spacing w:after="200" w:before="200"/>
     </w:pPr>
     <w:rPr>
       <w:rFonts w:ascii="Calibri" w:cs="Calibri" w:eastAsia="Calibri" w:hAnsi="Calibri"/>
@@ -1234,8 +3910,7 @@
       <w:pBdr>
         <w:bottom w:val="single" w:color="95D5B2" w:sz="6" w:space="4"/>
       </w:pBdr>
-      <w:spacing w:after="140" w:before="300"/>
-      <w:outlineLvl w:val="1"/>
+      <w:spacing w:after="120" w:before="240"/>
     </w:pPr>
     <w:rPr>
       <w:rFonts w:ascii="Calibri" w:cs="Calibri" w:eastAsia="Calibri" w:hAnsi="Calibri"/>
